--- a/public/cc.docx
+++ b/public/cc.docx
@@ -9,23 +9,22 @@
         <w:rPr>
           <w:rFonts w:ascii="Times New Roman" w:hAnsi="Times New Roman" w:cs="Times New Roman"/>
           <w:b/>
-          <w:b/>
-          <w:bCs/>
-          <w:sz w:val="28"/>
-          <w:szCs w:val="28"/>
-          <w:u w:val="single"/>
-        </w:rPr>
-      </w:pPr>
-      <w:r>
-        <w:rPr>
-          <w:rFonts w:cs="Times New Roman" w:ascii="Times New Roman" w:hAnsi="Times New Roman"/>
-          <w:b/>
-          <w:bCs/>
-          <w:sz w:val="28"/>
-          <w:szCs w:val="28"/>
-          <w:u w:val="single"/>
-        </w:rPr>
-        <w:t>INSTITUTE OF ADVANCED STUDY IN EDUCATION</w:t>
+          <w:bCs/>
+          <w:sz w:val="28"/>
+          <w:szCs w:val="28"/>
+          <w:u w:val="single"/>
+        </w:rPr>
+      </w:pPr>
+      <w:r>
+        <w:rPr>
+          <w:rFonts w:cs="Times New Roman" w:ascii="Times New Roman" w:hAnsi="Times New Roman"/>
+          <w:b/>
+          <w:bCs/>
+          <w:sz w:val="28"/>
+          <w:szCs w:val="28"/>
+          <w:u w:val="single"/>
+        </w:rPr>
+        <w:t>COLLEGE OF VETERINARY AND ANIMAL SCIENCES</w:t>
       </w:r>
     </w:p>
     <w:p>
@@ -35,31 +34,29 @@
         <w:rPr>
           <w:rFonts w:ascii="Times New Roman" w:hAnsi="Times New Roman" w:cs="Times New Roman"/>
           <w:b/>
-          <w:b/>
-          <w:bCs/>
-          <w:sz w:val="28"/>
-          <w:szCs w:val="28"/>
-          <w:u w:val="single"/>
-        </w:rPr>
-      </w:pPr>
-      <w:r>
-        <w:rPr>
-          <w:rFonts w:cs="Times New Roman" w:ascii="Times New Roman" w:hAnsi="Times New Roman"/>
-          <w:b/>
-          <w:bCs/>
-          <w:sz w:val="28"/>
-          <w:szCs w:val="28"/>
-          <w:u w:val="single"/>
-        </w:rPr>
-        <w:t>THRISSUR – 20, KERALA STATE</w:t>
-      </w:r>
-    </w:p>
-    <w:p>
-      <w:pPr>
-        <w:pStyle w:val="NoSpacing"/>
-        <w:rPr>
-          <w:rFonts w:ascii="Times New Roman" w:hAnsi="Times New Roman" w:cs="Times New Roman"/>
-          <w:b/>
+          <w:bCs/>
+          <w:sz w:val="28"/>
+          <w:szCs w:val="28"/>
+          <w:u w:val="single"/>
+        </w:rPr>
+      </w:pPr>
+      <w:r>
+        <w:rPr>
+          <w:rFonts w:cs="Times New Roman" w:ascii="Times New Roman" w:hAnsi="Times New Roman"/>
+          <w:b/>
+          <w:bCs/>
+          <w:sz w:val="28"/>
+          <w:szCs w:val="28"/>
+          <w:u w:val="single"/>
+        </w:rPr>
+        <w:t>MANNUTHY</w:t>
+      </w:r>
+    </w:p>
+    <w:p>
+      <w:pPr>
+        <w:pStyle w:val="NoSpacing"/>
+        <w:rPr>
+          <w:rFonts w:ascii="Times New Roman" w:hAnsi="Times New Roman" w:cs="Times New Roman"/>
           <w:b/>
           <w:bCs/>
           <w:sz w:val="28"/>
@@ -85,7 +82,6 @@
         <w:rPr>
           <w:rFonts w:ascii="Times New Roman" w:hAnsi="Times New Roman" w:cs="Times New Roman"/>
           <w:b/>
-          <w:b/>
           <w:bCs/>
           <w:sz w:val="28"/>
           <w:szCs w:val="28"/>
@@ -109,7 +105,6 @@
         <w:pStyle w:val="NoSpacing"/>
         <w:rPr>
           <w:rFonts w:ascii="Times New Roman" w:hAnsi="Times New Roman" w:cs="Times New Roman"/>
-          <w:b/>
           <w:b/>
           <w:bCs/>
           <w:sz w:val="28"/>
@@ -137,7 +132,6 @@
         <w:rPr>
           <w:rFonts w:ascii="Times New Roman" w:hAnsi="Times New Roman" w:cs="Times New Roman"/>
           <w:b/>
-          <w:b/>
           <w:bCs/>
           <w:sz w:val="28"/>
           <w:szCs w:val="28"/>
@@ -181,73 +175,69 @@
         <w:rPr>
           <w:rFonts w:ascii="Times New Roman" w:hAnsi="Times New Roman" w:cs="Times New Roman"/>
           <w:b/>
-          <w:b/>
-          <w:bCs/>
-          <w:sz w:val="28"/>
-          <w:szCs w:val="28"/>
-        </w:rPr>
-      </w:pPr>
-      <w:r>
-        <w:rPr>
-          <w:rFonts w:cs="Times New Roman" w:ascii="Times New Roman" w:hAnsi="Times New Roman"/>
-          <w:b/>
-          <w:bCs/>
-          <w:sz w:val="28"/>
-          <w:szCs w:val="28"/>
-        </w:rPr>
-      </w:r>
-    </w:p>
-    <w:p>
-      <w:pPr>
-        <w:pStyle w:val="NoSpacing"/>
-        <w:rPr>
-          <w:rFonts w:ascii="Times New Roman" w:hAnsi="Times New Roman" w:cs="Times New Roman"/>
-          <w:b/>
-          <w:b/>
-          <w:bCs/>
-          <w:sz w:val="28"/>
-          <w:szCs w:val="28"/>
-        </w:rPr>
-      </w:pPr>
-      <w:r>
-        <w:rPr>
-          <w:rFonts w:cs="Times New Roman" w:ascii="Times New Roman" w:hAnsi="Times New Roman"/>
-          <w:b/>
-          <w:bCs/>
-          <w:sz w:val="28"/>
-          <w:szCs w:val="28"/>
-        </w:rPr>
-      </w:r>
-    </w:p>
-    <w:p>
-      <w:pPr>
-        <w:pStyle w:val="NoSpacing"/>
-        <w:rPr>
-          <w:rFonts w:ascii="Times New Roman" w:hAnsi="Times New Roman" w:cs="Times New Roman"/>
-          <w:b/>
-          <w:b/>
-          <w:bCs/>
-          <w:sz w:val="28"/>
-          <w:szCs w:val="28"/>
-        </w:rPr>
-      </w:pPr>
-      <w:r>
-        <w:rPr>
-          <w:rFonts w:cs="Times New Roman" w:ascii="Times New Roman" w:hAnsi="Times New Roman"/>
-          <w:b/>
-          <w:bCs/>
-          <w:sz w:val="28"/>
-          <w:szCs w:val="28"/>
-        </w:rPr>
-      </w:r>
-    </w:p>
-    <w:p>
-      <w:pPr>
-        <w:pStyle w:val="NoSpacing"/>
-        <w:ind w:left="5760" w:firstLine="720"/>
-        <w:rPr>
-          <w:rFonts w:ascii="Times New Roman" w:hAnsi="Times New Roman" w:cs="Times New Roman"/>
-          <w:b/>
+          <w:bCs/>
+          <w:sz w:val="28"/>
+          <w:szCs w:val="28"/>
+        </w:rPr>
+      </w:pPr>
+      <w:r>
+        <w:rPr>
+          <w:rFonts w:cs="Times New Roman" w:ascii="Times New Roman" w:hAnsi="Times New Roman"/>
+          <w:b/>
+          <w:bCs/>
+          <w:sz w:val="28"/>
+          <w:szCs w:val="28"/>
+        </w:rPr>
+      </w:r>
+    </w:p>
+    <w:p>
+      <w:pPr>
+        <w:pStyle w:val="NoSpacing"/>
+        <w:rPr>
+          <w:rFonts w:ascii="Times New Roman" w:hAnsi="Times New Roman" w:cs="Times New Roman"/>
+          <w:b/>
+          <w:bCs/>
+          <w:sz w:val="28"/>
+          <w:szCs w:val="28"/>
+        </w:rPr>
+      </w:pPr>
+      <w:r>
+        <w:rPr>
+          <w:rFonts w:cs="Times New Roman" w:ascii="Times New Roman" w:hAnsi="Times New Roman"/>
+          <w:b/>
+          <w:bCs/>
+          <w:sz w:val="28"/>
+          <w:szCs w:val="28"/>
+        </w:rPr>
+      </w:r>
+    </w:p>
+    <w:p>
+      <w:pPr>
+        <w:pStyle w:val="NoSpacing"/>
+        <w:rPr>
+          <w:rFonts w:ascii="Times New Roman" w:hAnsi="Times New Roman" w:cs="Times New Roman"/>
+          <w:b/>
+          <w:bCs/>
+          <w:sz w:val="28"/>
+          <w:szCs w:val="28"/>
+        </w:rPr>
+      </w:pPr>
+      <w:r>
+        <w:rPr>
+          <w:rFonts w:cs="Times New Roman" w:ascii="Times New Roman" w:hAnsi="Times New Roman"/>
+          <w:b/>
+          <w:bCs/>
+          <w:sz w:val="28"/>
+          <w:szCs w:val="28"/>
+        </w:rPr>
+      </w:r>
+    </w:p>
+    <w:p>
+      <w:pPr>
+        <w:pStyle w:val="NoSpacing"/>
+        <w:ind w:firstLine="720" w:left="5760"/>
+        <w:rPr>
+          <w:rFonts w:ascii="Times New Roman" w:hAnsi="Times New Roman" w:cs="Times New Roman"/>
           <w:b/>
           <w:bCs/>
           <w:sz w:val="28"/>
@@ -270,7 +260,6 @@
         <w:pStyle w:val="NoSpacing"/>
         <w:rPr>
           <w:rFonts w:ascii="Times New Roman" w:hAnsi="Times New Roman" w:cs="Times New Roman"/>
-          <w:b/>
           <w:b/>
           <w:bCs/>
           <w:sz w:val="28"/>
@@ -488,7 +477,7 @@
   <w:style w:type="paragraph" w:styleId="Heading">
     <w:name w:val="Heading"/>
     <w:basedOn w:val="Normal"/>
-    <w:next w:val="TextBody"/>
+    <w:next w:val="BodyText"/>
     <w:qFormat/>
     <w:pPr>
       <w:keepNext w:val="true"/>
@@ -500,7 +489,7 @@
       <w:szCs w:val="28"/>
     </w:rPr>
   </w:style>
-  <w:style w:type="paragraph" w:styleId="TextBody">
+  <w:style w:type="paragraph" w:styleId="BodyText">
     <w:name w:val="Body Text"/>
     <w:basedOn w:val="Normal"/>
     <w:pPr>
@@ -510,7 +499,7 @@
   </w:style>
   <w:style w:type="paragraph" w:styleId="List">
     <w:name w:val="List"/>
-    <w:basedOn w:val="TextBody"/>
+    <w:basedOn w:val="BodyText"/>
     <w:pPr/>
     <w:rPr>
       <w:rFonts w:cs="Lohit Devanagari"/>
@@ -590,41 +579,41 @@
 </file>
 
 <file path=word/theme/theme1.xml><?xml version="1.0" encoding="utf-8"?>
-<a:theme xmlns:a="http://schemas.openxmlformats.org/drawingml/2006/main" name="Office Theme">
+<a:theme xmlns:a="http://schemas.openxmlformats.org/drawingml/2006/main" xmlns:r="http://schemas.openxmlformats.org/officeDocument/2006/relationships" name="Office Theme">
   <a:themeElements>
     <a:clrScheme name="Office">
       <a:dk1>
-        <a:sysClr val="windowText" lastClr="000000"/>
+        <a:srgbClr val="000000"/>
       </a:dk1>
       <a:lt1>
-        <a:sysClr val="window" lastClr="FFFFFF"/>
+        <a:srgbClr val="ffffff"/>
       </a:lt1>
       <a:dk2>
-        <a:srgbClr val="1F497D"/>
+        <a:srgbClr val="1f497d"/>
       </a:dk2>
       <a:lt2>
-        <a:srgbClr val="EEECE1"/>
+        <a:srgbClr val="eeece1"/>
       </a:lt2>
       <a:accent1>
-        <a:srgbClr val="4F81BD"/>
+        <a:srgbClr val="4f81bd"/>
       </a:accent1>
       <a:accent2>
-        <a:srgbClr val="C0504D"/>
+        <a:srgbClr val="c0504d"/>
       </a:accent2>
       <a:accent3>
-        <a:srgbClr val="9BBB59"/>
+        <a:srgbClr val="9bbb59"/>
       </a:accent3>
       <a:accent4>
-        <a:srgbClr val="8064A2"/>
+        <a:srgbClr val="8064a2"/>
       </a:accent4>
       <a:accent5>
-        <a:srgbClr val="4BACC6"/>
+        <a:srgbClr val="4bacc6"/>
       </a:accent5>
       <a:accent6>
-        <a:srgbClr val="F79646"/>
+        <a:srgbClr val="f79646"/>
       </a:accent6>
       <a:hlink>
-        <a:srgbClr val="0000FF"/>
+        <a:srgbClr val="0000ff"/>
       </a:hlink>
       <a:folHlink>
         <a:srgbClr val="800080"/>
@@ -632,242 +621,134 @@
     </a:clrScheme>
     <a:fontScheme name="Office">
       <a:majorFont>
-        <a:latin typeface="Cambria"/>
+        <a:latin typeface="Cambria" pitchFamily="0" charset="1"/>
         <a:ea typeface=""/>
         <a:cs typeface=""/>
-        <a:font script="Jpan" typeface="ＭＳ ゴシック"/>
-        <a:font script="Hang" typeface="맑은 고딕"/>
-        <a:font script="Hans" typeface="宋体"/>
-        <a:font script="Hant" typeface="新細明體"/>
-        <a:font script="Arab" typeface="Times New Roman"/>
-        <a:font script="Hebr" typeface="Times New Roman"/>
-        <a:font script="Thai" typeface="Angsana New"/>
-        <a:font script="Ethi" typeface="Nyala"/>
-        <a:font script="Beng" typeface="Vrinda"/>
-        <a:font script="Gujr" typeface="Shruti"/>
-        <a:font script="Khmr" typeface="MoolBoran"/>
-        <a:font script="Knda" typeface="Tunga"/>
-        <a:font script="Guru" typeface="Raavi"/>
-        <a:font script="Cans" typeface="Euphemia"/>
-        <a:font script="Cher" typeface="Plantagenet Cherokee"/>
-        <a:font script="Yiii" typeface="Microsoft Yi Baiti"/>
-        <a:font script="Tibt" typeface="Microsoft Himalaya"/>
-        <a:font script="Thaa" typeface="MV Boli"/>
-        <a:font script="Deva" typeface="Mangal"/>
-        <a:font script="Telu" typeface="Gautami"/>
-        <a:font script="Taml" typeface="Latha"/>
-        <a:font script="Syrc" typeface="Estrangelo Edessa"/>
-        <a:font script="Orya" typeface="Kalinga"/>
-        <a:font script="Mlym" typeface="Kartika"/>
-        <a:font script="Laoo" typeface="DokChampa"/>
-        <a:font script="Sinh" typeface="Iskoola Pota"/>
-        <a:font script="Mong" typeface="Mongolian Baiti"/>
-        <a:font script="Viet" typeface="Times New Roman"/>
-        <a:font script="Uigh" typeface="Microsoft Uighur"/>
       </a:majorFont>
       <a:minorFont>
-        <a:latin typeface="Calibri"/>
+        <a:latin typeface="Calibri" pitchFamily="0" charset="1"/>
         <a:ea typeface=""/>
         <a:cs typeface=""/>
-        <a:font script="Jpan" typeface="ＭＳ 明朝"/>
-        <a:font script="Hang" typeface="맑은 고딕"/>
-        <a:font script="Hans" typeface="宋体"/>
-        <a:font script="Hant" typeface="新細明體"/>
-        <a:font script="Arab" typeface="Arial"/>
-        <a:font script="Hebr" typeface="Arial"/>
-        <a:font script="Thai" typeface="Cordia New"/>
-        <a:font script="Ethi" typeface="Nyala"/>
-        <a:font script="Beng" typeface="Vrinda"/>
-        <a:font script="Gujr" typeface="Shruti"/>
-        <a:font script="Khmr" typeface="DaunPenh"/>
-        <a:font script="Knda" typeface="Tunga"/>
-        <a:font script="Guru" typeface="Raavi"/>
-        <a:font script="Cans" typeface="Euphemia"/>
-        <a:font script="Cher" typeface="Plantagenet Cherokee"/>
-        <a:font script="Yiii" typeface="Microsoft Yi Baiti"/>
-        <a:font script="Tibt" typeface="Microsoft Himalaya"/>
-        <a:font script="Thaa" typeface="MV Boli"/>
-        <a:font script="Deva" typeface="Mangal"/>
-        <a:font script="Telu" typeface="Gautami"/>
-        <a:font script="Taml" typeface="Latha"/>
-        <a:font script="Syrc" typeface="Estrangelo Edessa"/>
-        <a:font script="Orya" typeface="Kalinga"/>
-        <a:font script="Mlym" typeface="Kartika"/>
-        <a:font script="Laoo" typeface="DokChampa"/>
-        <a:font script="Sinh" typeface="Iskoola Pota"/>
-        <a:font script="Mong" typeface="Mongolian Baiti"/>
-        <a:font script="Viet" typeface="Arial"/>
-        <a:font script="Uigh" typeface="Microsoft Uighur"/>
       </a:minorFont>
     </a:fontScheme>
-    <a:fmtScheme name="Office">
+    <a:fmtScheme>
       <a:fillStyleLst>
         <a:solidFill>
           <a:schemeClr val="phClr"/>
         </a:solidFill>
-        <a:gradFill rotWithShape="1">
+        <a:gradFill>
           <a:gsLst>
             <a:gs pos="0">
               <a:schemeClr val="phClr">
                 <a:tint val="50000"/>
-                <a:satMod val="300000"/>
               </a:schemeClr>
             </a:gs>
             <a:gs pos="35000">
               <a:schemeClr val="phClr">
                 <a:tint val="37000"/>
-                <a:satMod val="300000"/>
               </a:schemeClr>
             </a:gs>
             <a:gs pos="100000">
               <a:schemeClr val="phClr">
                 <a:tint val="15000"/>
-                <a:satMod val="350000"/>
               </a:schemeClr>
             </a:gs>
           </a:gsLst>
           <a:lin ang="16200000" scaled="1"/>
+          <a:tileRect l="0" t="0" r="0" b="0"/>
         </a:gradFill>
-        <a:gradFill rotWithShape="1">
+        <a:gradFill>
           <a:gsLst>
             <a:gs pos="0">
               <a:schemeClr val="phClr">
                 <a:shade val="51000"/>
-                <a:satMod val="130000"/>
               </a:schemeClr>
             </a:gs>
             <a:gs pos="80000">
               <a:schemeClr val="phClr">
                 <a:shade val="93000"/>
-                <a:satMod val="130000"/>
               </a:schemeClr>
             </a:gs>
             <a:gs pos="100000">
               <a:schemeClr val="phClr">
                 <a:shade val="94000"/>
-                <a:satMod val="135000"/>
               </a:schemeClr>
             </a:gs>
           </a:gsLst>
           <a:lin ang="16200000" scaled="0"/>
+          <a:tileRect l="0" t="0" r="0" b="0"/>
         </a:gradFill>
       </a:fillStyleLst>
       <a:lnStyleLst>
         <a:ln w="9525" cap="flat" cmpd="sng" algn="ctr">
-          <a:solidFill>
-            <a:schemeClr val="phClr">
-              <a:shade val="95000"/>
-              <a:satMod val="105000"/>
-            </a:schemeClr>
-          </a:solidFill>
           <a:prstDash val="solid"/>
         </a:ln>
         <a:ln w="25400" cap="flat" cmpd="sng" algn="ctr">
-          <a:solidFill>
-            <a:schemeClr val="phClr"/>
-          </a:solidFill>
           <a:prstDash val="solid"/>
         </a:ln>
         <a:ln w="38100" cap="flat" cmpd="sng" algn="ctr">
-          <a:solidFill>
-            <a:schemeClr val="phClr"/>
-          </a:solidFill>
           <a:prstDash val="solid"/>
         </a:ln>
       </a:lnStyleLst>
       <a:effectStyleLst>
         <a:effectStyle>
-          <a:effectLst>
-            <a:outerShdw blurRad="40000" dist="20000" dir="5400000" rotWithShape="0">
-              <a:srgbClr val="000000">
-                <a:alpha val="38000"/>
-              </a:srgbClr>
-            </a:outerShdw>
-          </a:effectLst>
+          <a:effectLst/>
         </a:effectStyle>
         <a:effectStyle>
-          <a:effectLst>
-            <a:outerShdw blurRad="40000" dist="23000" dir="5400000" rotWithShape="0">
-              <a:srgbClr val="000000">
-                <a:alpha val="35000"/>
-              </a:srgbClr>
-            </a:outerShdw>
-          </a:effectLst>
+          <a:effectLst/>
         </a:effectStyle>
         <a:effectStyle>
-          <a:effectLst>
-            <a:outerShdw blurRad="40000" dist="23000" dir="5400000" rotWithShape="0">
-              <a:srgbClr val="000000">
-                <a:alpha val="35000"/>
-              </a:srgbClr>
-            </a:outerShdw>
-          </a:effectLst>
-          <a:scene3d>
-            <a:camera prst="orthographicFront">
-              <a:rot lat="0" lon="0" rev="0"/>
-            </a:camera>
-            <a:lightRig rig="threePt" dir="t">
-              <a:rot lat="0" lon="0" rev="1200000"/>
-            </a:lightRig>
-          </a:scene3d>
-          <a:sp3d>
-            <a:bevelT w="63500" h="25400"/>
-          </a:sp3d>
+          <a:effectLst/>
         </a:effectStyle>
       </a:effectStyleLst>
       <a:bgFillStyleLst>
         <a:solidFill>
           <a:schemeClr val="phClr"/>
         </a:solidFill>
-        <a:gradFill rotWithShape="1">
+        <a:gradFill>
           <a:gsLst>
             <a:gs pos="0">
               <a:schemeClr val="phClr">
                 <a:tint val="40000"/>
-                <a:satMod val="350000"/>
               </a:schemeClr>
             </a:gs>
             <a:gs pos="40000">
               <a:schemeClr val="phClr">
                 <a:tint val="45000"/>
                 <a:shade val="99000"/>
-                <a:satMod val="350000"/>
               </a:schemeClr>
             </a:gs>
             <a:gs pos="100000">
               <a:schemeClr val="phClr">
                 <a:shade val="20000"/>
-                <a:satMod val="255000"/>
               </a:schemeClr>
             </a:gs>
           </a:gsLst>
           <a:path path="circle">
             <a:fillToRect l="50000" t="-80000" r="50000" b="180000"/>
           </a:path>
+          <a:tileRect l="0" t="0" r="0" b="0"/>
         </a:gradFill>
-        <a:gradFill rotWithShape="1">
+        <a:gradFill>
           <a:gsLst>
             <a:gs pos="0">
               <a:schemeClr val="phClr">
                 <a:tint val="80000"/>
-                <a:satMod val="300000"/>
               </a:schemeClr>
             </a:gs>
             <a:gs pos="100000">
               <a:schemeClr val="phClr">
                 <a:shade val="30000"/>
-                <a:satMod val="200000"/>
               </a:schemeClr>
             </a:gs>
           </a:gsLst>
           <a:path path="circle">
             <a:fillToRect l="50000" t="50000" r="50000" b="50000"/>
           </a:path>
+          <a:tileRect l="0" t="0" r="0" b="0"/>
         </a:gradFill>
       </a:bgFillStyleLst>
     </a:fmtScheme>
   </a:themeElements>
-  <a:objectDefaults/>
-  <a:extraClrSchemeLst/>
 </a:theme>
 </file>
--- a/public/cc.docx
+++ b/public/cc.docx
@@ -355,9 +355,9 @@
                   <wp:posOffset>2647315</wp:posOffset>
                 </wp:positionH>
                 <wp:positionV relativeFrom="paragraph">
-                  <wp:posOffset>4963160</wp:posOffset>
+                  <wp:posOffset>4858385</wp:posOffset>
                 </wp:positionV>
-                <wp:extent cx="1275080" cy="295275"/>
+                <wp:extent cx="1275080" cy="523875"/>
                 <wp:effectExtent l="635" t="0" r="0" b="0"/>
                 <wp:wrapNone/>
                 <wp:docPr id="4" name="Frame 36"/>
@@ -368,7 +368,7 @@
                       <wps:spPr>
                         <a:xfrm>
                           <a:off x="0" y="0"/>
-                          <a:ext cx="1275120" cy="295200"/>
+                          <a:ext cx="1275120" cy="523800"/>
                         </a:xfrm>
                         <a:prstGeom prst="rect">
                           <a:avLst/>
@@ -394,10 +394,8 @@
                               <w:bidi w:val="0"/>
                               <w:jc w:val="left"/>
                               <w:rPr>
-                                <w:b/>
-                                <w:bCs/>
-                                <w:sz w:val="22"/>
-                                <w:szCs w:val="22"/>
+                                <w:sz w:val="20"/>
+                                <w:szCs w:val="20"/>
                               </w:rPr>
                             </w:pPr>
                             <w:r>
@@ -405,10 +403,10 @@
                                 <w:b/>
                                 <w:bCs/>
                                 <w:color w:val="000000"/>
-                                <w:sz w:val="22"/>
-                                <w:szCs w:val="22"/>
-                              </w:rPr>
-                              <w:t>{sem}</w:t>
+                                <w:sz w:val="20"/>
+                                <w:szCs w:val="20"/>
+                              </w:rPr>
+                              <w:t>{examination}</w:t>
                             </w:r>
                           </w:p>
                         </w:txbxContent>
@@ -424,7 +422,7 @@
           </mc:Choice>
           <mc:Fallback>
             <w:pict>
-              <v:rect id="shape_0" ID="Frame 36" path="m0,0l-2147483645,0l-2147483645,-2147483646l0,-2147483646xe" fillcolor="white" stroked="f" o:allowincell="f" style="position:absolute;margin-left:208.45pt;margin-top:390.8pt;width:100.35pt;height:23.2pt;mso-wrap-style:square;v-text-anchor:top">
+              <v:rect id="shape_0" ID="Frame 36" path="m0,0l-2147483645,0l-2147483645,-2147483646l0,-2147483646xe" fillcolor="white" stroked="f" o:allowincell="f" style="position:absolute;margin-left:208.45pt;margin-top:382.55pt;width:100.35pt;height:41.2pt;mso-wrap-style:square;v-text-anchor:top">
                 <v:fill o:detectmouseclick="t" type="solid" color2="black"/>
                 <v:stroke color="#3465a4" joinstyle="round" endcap="flat"/>
                 <v:textbox>
@@ -435,10 +433,8 @@
                         <w:bidi w:val="0"/>
                         <w:jc w:val="left"/>
                         <w:rPr>
-                          <w:b/>
-                          <w:bCs/>
-                          <w:sz w:val="22"/>
-                          <w:szCs w:val="22"/>
+                          <w:sz w:val="20"/>
+                          <w:szCs w:val="20"/>
                         </w:rPr>
                       </w:pPr>
                       <w:r>
@@ -446,10 +442,10 @@
                           <w:b/>
                           <w:bCs/>
                           <w:color w:val="000000"/>
-                          <w:sz w:val="22"/>
-                          <w:szCs w:val="22"/>
-                        </w:rPr>
-                        <w:t>{sem}</w:t>
+                          <w:sz w:val="20"/>
+                          <w:szCs w:val="20"/>
+                        </w:rPr>
+                        <w:t>{examination}</w:t>
                       </w:r>
                     </w:p>
                   </w:txbxContent>
@@ -1189,7 +1185,7 @@
                                 <w:sz w:val="24"/>
                                 <w:szCs w:val="24"/>
                               </w:rPr>
-                              <w:t>{sem}</w:t>
+                              <w:t>{examination}</w:t>
                             </w:r>
                           </w:p>
                         </w:txbxContent>
@@ -1228,7 +1224,7 @@
                           <w:sz w:val="24"/>
                           <w:szCs w:val="24"/>
                         </w:rPr>
-                        <w:t>{sem}</w:t>
+                        <w:t>{examination}</w:t>
                       </w:r>
                     </w:p>
                   </w:txbxContent>

--- a/public/cc.docx
+++ b/public/cc.docx
@@ -135,7 +135,7 @@
                 <wp:positionV relativeFrom="paragraph">
                   <wp:posOffset>2344420</wp:posOffset>
                 </wp:positionV>
-                <wp:extent cx="1159510" cy="297180"/>
+                <wp:extent cx="1405255" cy="297180"/>
                 <wp:effectExtent l="0" t="0" r="0" b="0"/>
                 <wp:wrapNone/>
                 <wp:docPr id="2" name="Frame 35"/>
@@ -146,7 +146,7 @@
                       <wps:spPr>
                         <a:xfrm>
                           <a:off x="0" y="0"/>
-                          <a:ext cx="1159560" cy="297360"/>
+                          <a:ext cx="1405080" cy="297360"/>
                         </a:xfrm>
                         <a:prstGeom prst="rect">
                           <a:avLst/>
@@ -169,7 +169,7 @@
                           <w:p>
                             <w:pPr>
                               <w:pStyle w:val="FrameContents"/>
-                              <w:overflowPunct w:val="true"/>
+                              <w:overflowPunct w:val="false"/>
                               <w:bidi w:val="0"/>
                               <w:jc w:val="left"/>
                               <w:rPr>
@@ -200,7 +200,7 @@
           </mc:Choice>
           <mc:Fallback>
             <w:pict>
-              <v:rect id="shape_0" ID="Frame 35" path="m0,0l-2147483645,0l-2147483645,-2147483646l0,-2147483646xe" fillcolor="white" stroked="f" o:allowincell="f" style="position:absolute;margin-left:138.3pt;margin-top:184.6pt;width:91.25pt;height:23.35pt;mso-wrap-style:square;v-text-anchor:top">
+              <v:rect id="shape_0" ID="Frame 35" path="m0,0l-2147483645,0l-2147483645,-2147483646l0,-2147483646xe" fillcolor="white" stroked="f" o:allowincell="f" style="position:absolute;margin-left:138.3pt;margin-top:184.6pt;width:110.6pt;height:23.35pt;mso-wrap-style:square;v-text-anchor:top">
                 <v:fill o:detectmouseclick="t" type="solid" color2="black"/>
                 <v:stroke color="#3465a4" joinstyle="round" endcap="flat"/>
                 <v:textbox>
@@ -208,7 +208,7 @@
                     <w:p>
                       <w:pPr>
                         <w:pStyle w:val="FrameContents"/>
-                        <w:overflowPunct w:val="true"/>
+                        <w:overflowPunct w:val="false"/>
                         <w:bidi w:val="0"/>
                         <w:jc w:val="left"/>
                         <w:rPr>
@@ -244,7 +244,7 @@
                 <wp:positionV relativeFrom="paragraph">
                   <wp:posOffset>1954530</wp:posOffset>
                 </wp:positionV>
-                <wp:extent cx="915670" cy="297180"/>
+                <wp:extent cx="1033780" cy="297180"/>
                 <wp:effectExtent l="0" t="0" r="0" b="0"/>
                 <wp:wrapNone/>
                 <wp:docPr id="3" name="Frame 32"/>
@@ -255,7 +255,7 @@
                       <wps:spPr>
                         <a:xfrm>
                           <a:off x="0" y="0"/>
-                          <a:ext cx="915840" cy="297360"/>
+                          <a:ext cx="1033920" cy="297360"/>
                         </a:xfrm>
                         <a:prstGeom prst="rect">
                           <a:avLst/>
@@ -311,7 +311,7 @@
           </mc:Choice>
           <mc:Fallback>
             <w:pict>
-              <v:rect id="shape_0" ID="Frame 32" path="m0,0l-2147483645,0l-2147483645,-2147483646l0,-2147483646xe" fillcolor="white" stroked="f" o:allowincell="f" style="position:absolute;margin-left:265.85pt;margin-top:153.9pt;width:72.05pt;height:23.35pt;mso-wrap-style:square;v-text-anchor:top">
+              <v:rect id="shape_0" ID="Frame 32" path="m0,0l-2147483645,0l-2147483645,-2147483646l0,-2147483646xe" fillcolor="white" stroked="f" o:allowincell="f" style="position:absolute;margin-left:265.85pt;margin-top:153.9pt;width:81.35pt;height:23.35pt;mso-wrap-style:square;v-text-anchor:top">
                 <v:fill o:detectmouseclick="t" type="solid" color2="black"/>
                 <v:stroke color="#3465a4" joinstyle="round" endcap="flat"/>
                 <v:textbox>
@@ -918,7 +918,7 @@
                 <wp:positionV relativeFrom="paragraph">
                   <wp:posOffset>2992120</wp:posOffset>
                 </wp:positionV>
-                <wp:extent cx="1159510" cy="297180"/>
+                <wp:extent cx="1866265" cy="297180"/>
                 <wp:effectExtent l="0" t="0" r="0" b="0"/>
                 <wp:wrapNone/>
                 <wp:docPr id="9" name="Frame 2"/>
@@ -929,7 +929,7 @@
                       <wps:spPr>
                         <a:xfrm>
                           <a:off x="0" y="0"/>
-                          <a:ext cx="1159560" cy="297360"/>
+                          <a:ext cx="1866240" cy="297360"/>
                         </a:xfrm>
                         <a:prstGeom prst="rect">
                           <a:avLst/>
@@ -952,7 +952,7 @@
                           <w:p>
                             <w:pPr>
                               <w:pStyle w:val="FrameContents"/>
-                              <w:overflowPunct w:val="true"/>
+                              <w:overflowPunct w:val="false"/>
                               <w:bidi w:val="0"/>
                               <w:jc w:val="left"/>
                               <w:rPr>
@@ -983,7 +983,7 @@
           </mc:Choice>
           <mc:Fallback>
             <w:pict>
-              <v:rect id="shape_0" ID="Frame 2" path="m0,0l-2147483645,0l-2147483645,-2147483646l0,-2147483646xe" fillcolor="white" stroked="f" o:allowincell="f" style="position:absolute;margin-left:474pt;margin-top:235.6pt;width:91.25pt;height:23.35pt;mso-wrap-style:square;v-text-anchor:top">
+              <v:rect id="shape_0" ID="Frame 2" path="m0,0l-2147483645,0l-2147483645,-2147483646l0,-2147483646xe" fillcolor="white" stroked="f" o:allowincell="f" style="position:absolute;margin-left:474pt;margin-top:235.6pt;width:146.9pt;height:23.35pt;mso-wrap-style:square;v-text-anchor:top">
                 <v:fill o:detectmouseclick="t" type="solid" color2="black"/>
                 <v:stroke color="#3465a4" joinstyle="round" endcap="flat"/>
                 <v:textbox>
@@ -991,7 +991,7 @@
                     <w:p>
                       <w:pPr>
                         <w:pStyle w:val="FrameContents"/>
-                        <w:overflowPunct w:val="true"/>
+                        <w:overflowPunct w:val="false"/>
                         <w:bidi w:val="0"/>
                         <w:jc w:val="left"/>
                         <w:rPr>
@@ -1349,7 +1349,7 @@
               <wp:anchor behindDoc="0" distT="0" distB="0" distL="0" distR="0" simplePos="0" locked="0" layoutInCell="1" allowOverlap="1" relativeHeight="26">
                 <wp:simplePos x="0" y="0"/>
                 <wp:positionH relativeFrom="column">
-                  <wp:posOffset>9787890</wp:posOffset>
+                  <wp:posOffset>9730740</wp:posOffset>
                 </wp:positionH>
                 <wp:positionV relativeFrom="paragraph">
                   <wp:posOffset>5688965</wp:posOffset>
@@ -1419,7 +1419,7 @@
           </mc:Choice>
           <mc:Fallback>
             <w:pict>
-              <v:rect id="shape_0" ID="Frame 6" path="m0,0l-2147483645,0l-2147483645,-2147483646l0,-2147483646xe" fillcolor="white" stroked="f" o:allowincell="f" style="position:absolute;margin-left:770.7pt;margin-top:447.95pt;width:94.1pt;height:23.35pt;mso-wrap-style:square;v-text-anchor:top">
+              <v:rect id="shape_0" ID="Frame 6" path="m0,0l-2147483645,0l-2147483645,-2147483646l0,-2147483646xe" fillcolor="white" stroked="f" o:allowincell="f" style="position:absolute;margin-left:766.2pt;margin-top:447.95pt;width:94.1pt;height:23.35pt;mso-wrap-style:square;v-text-anchor:top">
                 <v:fill o:detectmouseclick="t" type="solid" color2="black"/>
                 <v:stroke color="#3465a4" joinstyle="round" endcap="flat"/>
                 <v:textbox>
@@ -1565,7 +1565,7 @@
     </w:p>
     <w:sectPr>
       <w:type w:val="nextPage"/>
-      <w:pgSz w:orient="landscape" w:w="19559" w:h="12200"/>
+      <w:pgSz w:orient="landscape" w:w="23811" w:h="12200"/>
       <w:pgMar w:left="0" w:right="0" w:gutter="0" w:header="0" w:top="0" w:footer="0" w:bottom="0"/>
       <w:pgNumType w:fmt="decimal"/>
       <w:formProt w:val="false"/>

--- a/public/cc.docx
+++ b/public/cc.docx
@@ -17,15 +17,15 @@
               <wp:anchor behindDoc="0" distT="0" distB="0" distL="0" distR="0" simplePos="0" locked="0" layoutInCell="0" allowOverlap="1" relativeHeight="2">
                 <wp:simplePos x="0" y="0"/>
                 <wp:positionH relativeFrom="column">
-                  <wp:posOffset>716280</wp:posOffset>
+                  <wp:posOffset>13724890</wp:posOffset>
                 </wp:positionH>
                 <wp:positionV relativeFrom="paragraph">
-                  <wp:posOffset>6089650</wp:posOffset>
+                  <wp:posOffset>4018915</wp:posOffset>
                 </wp:positionV>
-                <wp:extent cx="3136900" cy="296545"/>
-                <wp:effectExtent l="0" t="635" r="0" b="0"/>
+                <wp:extent cx="1049655" cy="248920"/>
+                <wp:effectExtent l="635" t="0" r="0" b="0"/>
                 <wp:wrapSquare wrapText="bothSides"/>
-                <wp:docPr id="1" name="Frame 33"/>
+                <wp:docPr id="1" name="Frame 1"/>
                 <a:graphic xmlns:a="http://schemas.openxmlformats.org/drawingml/2006/main">
                   <a:graphicData uri="http://schemas.microsoft.com/office/word/2010/wordprocessingShape">
                     <wps:wsp>
@@ -33,14 +33,12 @@
                       <wps:spPr>
                         <a:xfrm>
                           <a:off x="0" y="0"/>
-                          <a:ext cx="3137040" cy="296640"/>
+                          <a:ext cx="1049760" cy="248760"/>
                         </a:xfrm>
                         <a:prstGeom prst="rect">
                           <a:avLst/>
                         </a:prstGeom>
-                        <a:solidFill>
-                          <a:srgbClr val="ffffff"/>
-                        </a:solidFill>
+                        <a:noFill/>
                         <a:ln w="0">
                           <a:noFill/>
                         </a:ln>
@@ -61,8 +59,8 @@
                               <w:rPr>
                                 <w:b/>
                                 <w:bCs/>
-                                <w:sz w:val="22"/>
-                                <w:szCs w:val="22"/>
+                                <w:sz w:val="24"/>
+                                <w:szCs w:val="24"/>
                               </w:rPr>
                             </w:pPr>
                             <w:r>
@@ -70,10 +68,10 @@
                                 <w:b/>
                                 <w:bCs/>
                                 <w:color w:val="000000"/>
-                                <w:sz w:val="22"/>
-                                <w:szCs w:val="22"/>
-                              </w:rPr>
-                              <w:t>{name}</w:t>
+                                <w:sz w:val="24"/>
+                                <w:szCs w:val="24"/>
+                              </w:rPr>
+                              <w:t>{tcdate}</w:t>
                             </w:r>
                           </w:p>
                         </w:txbxContent>
@@ -89,8 +87,8 @@
           </mc:Choice>
           <mc:Fallback>
             <w:pict>
-              <v:rect id="shape_0" ID="Frame 33" path="m0,0l-2147483645,0l-2147483645,-2147483646l0,-2147483646xe" fillcolor="white" stroked="f" o:allowincell="f" style="position:absolute;margin-left:56.4pt;margin-top:479.5pt;width:246.95pt;height:23.3pt;mso-wrap-style:square;v-text-anchor:top">
-                <v:fill o:detectmouseclick="t" type="solid" color2="black"/>
+              <v:rect id="shape_0" ID="Frame 1" path="m0,0l-2147483645,0l-2147483645,-2147483646l0,-2147483646xe" stroked="f" o:allowincell="f" style="position:absolute;margin-left:1080.7pt;margin-top:316.45pt;width:82.6pt;height:19.55pt;mso-wrap-style:square;v-text-anchor:top">
+                <v:fill o:detectmouseclick="t" on="false"/>
                 <v:stroke color="#3465a4" joinstyle="round" endcap="flat"/>
                 <v:textbox>
                   <w:txbxContent>
@@ -102,8 +100,8 @@
                         <w:rPr>
                           <w:b/>
                           <w:bCs/>
-                          <w:sz w:val="22"/>
-                          <w:szCs w:val="22"/>
+                          <w:sz w:val="24"/>
+                          <w:szCs w:val="24"/>
                         </w:rPr>
                       </w:pPr>
                       <w:r>
@@ -111,10 +109,10 @@
                           <w:b/>
                           <w:bCs/>
                           <w:color w:val="000000"/>
-                          <w:sz w:val="22"/>
-                          <w:szCs w:val="22"/>
-                        </w:rPr>
-                        <w:t>{name}</w:t>
+                          <w:sz w:val="24"/>
+                          <w:szCs w:val="24"/>
+                        </w:rPr>
+                        <w:t>{tcdate}</w:t>
                       </w:r>
                     </w:p>
                   </w:txbxContent>
@@ -130,15 +128,15 @@
               <wp:anchor behindDoc="0" distT="0" distB="0" distL="0" distR="0" simplePos="0" locked="0" layoutInCell="0" allowOverlap="1" relativeHeight="4">
                 <wp:simplePos x="0" y="0"/>
                 <wp:positionH relativeFrom="column">
-                  <wp:posOffset>1756410</wp:posOffset>
+                  <wp:posOffset>3528060</wp:posOffset>
                 </wp:positionH>
                 <wp:positionV relativeFrom="paragraph">
-                  <wp:posOffset>3820160</wp:posOffset>
+                  <wp:posOffset>6089650</wp:posOffset>
                 </wp:positionV>
-                <wp:extent cx="1404620" cy="296545"/>
+                <wp:extent cx="3136900" cy="191135"/>
                 <wp:effectExtent l="0" t="635" r="0" b="0"/>
                 <wp:wrapSquare wrapText="bothSides"/>
-                <wp:docPr id="2" name="Frame 35"/>
+                <wp:docPr id="2" name="Frame 33"/>
                 <a:graphic xmlns:a="http://schemas.openxmlformats.org/drawingml/2006/main">
                   <a:graphicData uri="http://schemas.microsoft.com/office/word/2010/wordprocessingShape">
                     <wps:wsp>
@@ -146,14 +144,67 @@
                       <wps:spPr>
                         <a:xfrm>
                           <a:off x="0" y="0"/>
-                          <a:ext cx="1404720" cy="296640"/>
+                          <a:ext cx="3137040" cy="191160"/>
                         </a:xfrm>
                         <a:prstGeom prst="rect">
                           <a:avLst/>
                         </a:prstGeom>
-                        <a:solidFill>
-                          <a:srgbClr val="ffffff"/>
-                        </a:solidFill>
+                        <a:noFill/>
+                        <a:ln w="0">
+                          <a:noFill/>
+                        </a:ln>
+                      </wps:spPr>
+                      <wps:style>
+                        <a:lnRef idx="0"/>
+                        <a:fillRef idx="0"/>
+                        <a:effectRef idx="0"/>
+                        <a:fontRef idx="minor"/>
+                      </wps:style>
+                      <wps:bodyPr/>
+                    </wps:wsp>
+                  </a:graphicData>
+                </a:graphic>
+              </wp:anchor>
+            </w:drawing>
+          </mc:Choice>
+          <mc:Fallback>
+            <w:pict>
+              <v:rect id="shape_0" ID="Frame 33" path="m0,0l-2147483645,0l-2147483645,-2147483646l0,-2147483646xe" stroked="f" o:allowincell="f" style="position:absolute;margin-left:277.8pt;margin-top:479.5pt;width:246.95pt;height:15pt;mso-wrap-style:none;v-text-anchor:middle">
+                <v:fill o:detectmouseclick="t" on="false"/>
+                <v:stroke color="#3465a4" joinstyle="round" endcap="flat"/>
+                <w10:wrap type="square"/>
+              </v:rect>
+            </w:pict>
+          </mc:Fallback>
+        </mc:AlternateContent>
+        <mc:AlternateContent>
+          <mc:Choice Requires="wps">
+            <w:drawing>
+              <wp:anchor behindDoc="0" distT="0" distB="0" distL="0" distR="0" simplePos="0" locked="0" layoutInCell="0" allowOverlap="1" relativeHeight="5">
+                <wp:simplePos x="0" y="0"/>
+                <wp:positionH relativeFrom="column">
+                  <wp:posOffset>8831580</wp:posOffset>
+                </wp:positionH>
+                <wp:positionV relativeFrom="paragraph">
+                  <wp:posOffset>4425950</wp:posOffset>
+                </wp:positionV>
+                <wp:extent cx="1866265" cy="296545"/>
+                <wp:effectExtent l="635" t="635" r="0" b="0"/>
+                <wp:wrapSquare wrapText="bothSides"/>
+                <wp:docPr id="3" name="Frame 2"/>
+                <a:graphic xmlns:a="http://schemas.openxmlformats.org/drawingml/2006/main">
+                  <a:graphicData uri="http://schemas.microsoft.com/office/word/2010/wordprocessingShape">
+                    <wps:wsp>
+                      <wps:cNvSpPr/>
+                      <wps:spPr>
+                        <a:xfrm>
+                          <a:off x="0" y="0"/>
+                          <a:ext cx="1866240" cy="296640"/>
+                        </a:xfrm>
+                        <a:prstGeom prst="rect">
+                          <a:avLst/>
+                        </a:prstGeom>
+                        <a:noFill/>
                         <a:ln w="0">
                           <a:noFill/>
                         </a:ln>
@@ -169,7 +220,7 @@
                           <w:p>
                             <w:pPr>
                               <w:pStyle w:val="FrameContents"/>
-                              <w:overflowPunct w:val="true"/>
+                              <w:overflowPunct w:val="false"/>
                               <w:bidi w:val="0"/>
                               <w:jc w:val="left"/>
                               <w:rPr>
@@ -181,8 +232,8 @@
                                 <w:b/>
                                 <w:bCs/>
                                 <w:color w:val="000000"/>
-                                <w:sz w:val="22"/>
-                                <w:szCs w:val="22"/>
+                                <w:sz w:val="24"/>
+                                <w:szCs w:val="24"/>
                               </w:rPr>
                               <w:t>{admno}</w:t>
                             </w:r>
@@ -200,15 +251,15 @@
           </mc:Choice>
           <mc:Fallback>
             <w:pict>
-              <v:rect id="shape_0" ID="Frame 35" path="m0,0l-2147483645,0l-2147483645,-2147483646l0,-2147483646xe" fillcolor="white" stroked="f" o:allowincell="f" style="position:absolute;margin-left:138.3pt;margin-top:300.8pt;width:110.55pt;height:23.3pt;mso-wrap-style:square;v-text-anchor:top">
-                <v:fill o:detectmouseclick="t" type="solid" color2="black"/>
+              <v:rect id="shape_0" ID="Frame 2" path="m0,0l-2147483645,0l-2147483645,-2147483646l0,-2147483646xe" stroked="f" o:allowincell="f" style="position:absolute;margin-left:695.4pt;margin-top:348.5pt;width:146.9pt;height:23.3pt;mso-wrap-style:square;v-text-anchor:top">
+                <v:fill o:detectmouseclick="t" on="false"/>
                 <v:stroke color="#3465a4" joinstyle="round" endcap="flat"/>
                 <v:textbox>
                   <w:txbxContent>
                     <w:p>
                       <w:pPr>
                         <w:pStyle w:val="FrameContents"/>
-                        <w:overflowPunct w:val="true"/>
+                        <w:overflowPunct w:val="false"/>
                         <w:bidi w:val="0"/>
                         <w:jc w:val="left"/>
                         <w:rPr>
@@ -220,8 +271,8 @@
                           <w:b/>
                           <w:bCs/>
                           <w:color w:val="000000"/>
-                          <w:sz w:val="22"/>
-                          <w:szCs w:val="22"/>
+                          <w:sz w:val="24"/>
+                          <w:szCs w:val="24"/>
                         </w:rPr>
                         <w:t>{admno}</w:t>
                       </w:r>
@@ -236,18 +287,18 @@
         <mc:AlternateContent>
           <mc:Choice Requires="wps">
             <w:drawing>
-              <wp:anchor behindDoc="0" distT="0" distB="0" distL="0" distR="0" simplePos="0" locked="0" layoutInCell="0" allowOverlap="1" relativeHeight="6">
+              <wp:anchor behindDoc="0" distT="0" distB="0" distL="0" distR="0" simplePos="0" locked="0" layoutInCell="0" allowOverlap="1" relativeHeight="7">
                 <wp:simplePos x="0" y="0"/>
                 <wp:positionH relativeFrom="column">
-                  <wp:posOffset>3376295</wp:posOffset>
+                  <wp:posOffset>4568190</wp:posOffset>
                 </wp:positionH>
                 <wp:positionV relativeFrom="paragraph">
-                  <wp:posOffset>3430270</wp:posOffset>
+                  <wp:posOffset>3778250</wp:posOffset>
                 </wp:positionV>
-                <wp:extent cx="1033145" cy="296545"/>
-                <wp:effectExtent l="635" t="635" r="0" b="0"/>
+                <wp:extent cx="1404620" cy="296545"/>
+                <wp:effectExtent l="0" t="635" r="0" b="0"/>
                 <wp:wrapSquare wrapText="bothSides"/>
-                <wp:docPr id="3" name="Frame 32"/>
+                <wp:docPr id="4" name="Frame 35"/>
                 <a:graphic xmlns:a="http://schemas.openxmlformats.org/drawingml/2006/main">
                   <a:graphicData uri="http://schemas.microsoft.com/office/word/2010/wordprocessingShape">
                     <wps:wsp>
@@ -255,14 +306,119 @@
                       <wps:spPr>
                         <a:xfrm>
                           <a:off x="0" y="0"/>
-                          <a:ext cx="1033200" cy="296640"/>
+                          <a:ext cx="1404720" cy="296640"/>
                         </a:xfrm>
                         <a:prstGeom prst="rect">
                           <a:avLst/>
                         </a:prstGeom>
-                        <a:solidFill>
-                          <a:srgbClr val="ffffff"/>
-                        </a:solidFill>
+                        <a:noFill/>
+                        <a:ln w="0">
+                          <a:noFill/>
+                        </a:ln>
+                      </wps:spPr>
+                      <wps:style>
+                        <a:lnRef idx="0"/>
+                        <a:fillRef idx="0"/>
+                        <a:effectRef idx="0"/>
+                        <a:fontRef idx="minor"/>
+                      </wps:style>
+                      <wps:txbx>
+                        <w:txbxContent>
+                          <w:p>
+                            <w:pPr>
+                              <w:pStyle w:val="FrameContents"/>
+                              <w:overflowPunct w:val="false"/>
+                              <w:bidi w:val="0"/>
+                              <w:jc w:val="left"/>
+                              <w:rPr>
+                                <w:color w:val="000000"/>
+                              </w:rPr>
+                            </w:pPr>
+                            <w:r>
+                              <w:rPr>
+                                <w:b/>
+                                <w:bCs/>
+                                <w:color w:val="000000"/>
+                                <w:sz w:val="22"/>
+                                <w:szCs w:val="22"/>
+                              </w:rPr>
+                              <w:t>{admno}</w:t>
+                            </w:r>
+                          </w:p>
+                        </w:txbxContent>
+                      </wps:txbx>
+                      <wps:bodyPr lIns="90000" rIns="90000" tIns="45000" bIns="45000" anchor="t">
+                        <a:noAutofit/>
+                      </wps:bodyPr>
+                    </wps:wsp>
+                  </a:graphicData>
+                </a:graphic>
+              </wp:anchor>
+            </w:drawing>
+          </mc:Choice>
+          <mc:Fallback>
+            <w:pict>
+              <v:rect id="shape_0" ID="Frame 35" path="m0,0l-2147483645,0l-2147483645,-2147483646l0,-2147483646xe" stroked="f" o:allowincell="f" style="position:absolute;margin-left:359.7pt;margin-top:297.5pt;width:110.55pt;height:23.3pt;mso-wrap-style:square;v-text-anchor:top">
+                <v:fill o:detectmouseclick="t" on="false"/>
+                <v:stroke color="#3465a4" joinstyle="round" endcap="flat"/>
+                <v:textbox>
+                  <w:txbxContent>
+                    <w:p>
+                      <w:pPr>
+                        <w:pStyle w:val="FrameContents"/>
+                        <w:overflowPunct w:val="false"/>
+                        <w:bidi w:val="0"/>
+                        <w:jc w:val="left"/>
+                        <w:rPr>
+                          <w:color w:val="000000"/>
+                        </w:rPr>
+                      </w:pPr>
+                      <w:r>
+                        <w:rPr>
+                          <w:b/>
+                          <w:bCs/>
+                          <w:color w:val="000000"/>
+                          <w:sz w:val="22"/>
+                          <w:szCs w:val="22"/>
+                        </w:rPr>
+                        <w:t>{admno}</w:t>
+                      </w:r>
+                    </w:p>
+                  </w:txbxContent>
+                </v:textbox>
+                <w10:wrap type="square"/>
+              </v:rect>
+            </w:pict>
+          </mc:Fallback>
+        </mc:AlternateContent>
+        <mc:AlternateContent>
+          <mc:Choice Requires="wps">
+            <w:drawing>
+              <wp:anchor behindDoc="0" distT="0" distB="0" distL="0" distR="0" simplePos="0" locked="0" layoutInCell="0" allowOverlap="1" relativeHeight="9">
+                <wp:simplePos x="0" y="0"/>
+                <wp:positionH relativeFrom="column">
+                  <wp:posOffset>10817860</wp:posOffset>
+                </wp:positionH>
+                <wp:positionV relativeFrom="paragraph">
+                  <wp:posOffset>6190615</wp:posOffset>
+                </wp:positionV>
+                <wp:extent cx="4042410" cy="296545"/>
+                <wp:effectExtent l="0" t="635" r="0" b="0"/>
+                <wp:wrapSquare wrapText="bothSides"/>
+                <wp:docPr id="5" name="Frame 3"/>
+                <a:graphic xmlns:a="http://schemas.openxmlformats.org/drawingml/2006/main">
+                  <a:graphicData uri="http://schemas.microsoft.com/office/word/2010/wordprocessingShape">
+                    <wps:wsp>
+                      <wps:cNvSpPr/>
+                      <wps:spPr>
+                        <a:xfrm>
+                          <a:off x="0" y="0"/>
+                          <a:ext cx="4042440" cy="296640"/>
+                        </a:xfrm>
+                        <a:prstGeom prst="rect">
+                          <a:avLst/>
+                        </a:prstGeom>
+                        <a:noFill/>
                         <a:ln w="0">
                           <a:noFill/>
                         </a:ln>
@@ -283,8 +439,6 @@
                               <w:rPr>
                                 <w:b/>
                                 <w:bCs/>
-                                <w:sz w:val="22"/>
-                                <w:szCs w:val="22"/>
                               </w:rPr>
                             </w:pPr>
                             <w:r>
@@ -292,10 +446,10 @@
                                 <w:b/>
                                 <w:bCs/>
                                 <w:color w:val="000000"/>
-                                <w:sz w:val="22"/>
-                                <w:szCs w:val="22"/>
-                              </w:rPr>
-                              <w:t>{tcdate}</w:t>
+                                <w:sz w:val="24"/>
+                                <w:szCs w:val="24"/>
+                              </w:rPr>
+                              <w:t>{name}</w:t>
                             </w:r>
                           </w:p>
                         </w:txbxContent>
@@ -311,8 +465,8 @@
           </mc:Choice>
           <mc:Fallback>
             <w:pict>
-              <v:rect id="shape_0" ID="Frame 32" path="m0,0l-2147483645,0l-2147483645,-2147483646l0,-2147483646xe" fillcolor="white" stroked="f" o:allowincell="f" style="position:absolute;margin-left:265.85pt;margin-top:270.1pt;width:81.3pt;height:23.3pt;mso-wrap-style:square;v-text-anchor:top">
-                <v:fill o:detectmouseclick="t" type="solid" color2="black"/>
+              <v:rect id="shape_0" ID="Frame 3" path="m0,0l-2147483645,0l-2147483645,-2147483646l0,-2147483646xe" stroked="f" o:allowincell="f" style="position:absolute;margin-left:851.8pt;margin-top:487.45pt;width:318.25pt;height:23.3pt;mso-wrap-style:square;v-text-anchor:top">
+                <v:fill o:detectmouseclick="t" on="false"/>
                 <v:stroke color="#3465a4" joinstyle="round" endcap="flat"/>
                 <v:textbox>
                   <w:txbxContent>
@@ -324,8 +478,6 @@
                         <w:rPr>
                           <w:b/>
                           <w:bCs/>
-                          <w:sz w:val="22"/>
-                          <w:szCs w:val="22"/>
                         </w:rPr>
                       </w:pPr>
                       <w:r>
@@ -333,10 +485,10 @@
                           <w:b/>
                           <w:bCs/>
                           <w:color w:val="000000"/>
-                          <w:sz w:val="22"/>
-                          <w:szCs w:val="22"/>
-                        </w:rPr>
-                        <w:t>{tcdate}</w:t>
+                          <w:sz w:val="24"/>
+                          <w:szCs w:val="24"/>
+                        </w:rPr>
+                        <w:t>{name}</w:t>
                       </w:r>
                     </w:p>
                   </w:txbxContent>
@@ -349,18 +501,18 @@
         <mc:AlternateContent>
           <mc:Choice Requires="wps">
             <w:drawing>
-              <wp:anchor behindDoc="0" distT="0" distB="0" distL="0" distR="0" simplePos="0" locked="0" layoutInCell="0" allowOverlap="1" relativeHeight="8">
+              <wp:anchor behindDoc="0" distT="0" distB="0" distL="0" distR="0" simplePos="0" locked="0" layoutInCell="0" allowOverlap="1" relativeHeight="11">
                 <wp:simplePos x="0" y="0"/>
                 <wp:positionH relativeFrom="column">
-                  <wp:posOffset>2647315</wp:posOffset>
+                  <wp:posOffset>10824210</wp:posOffset>
                 </wp:positionH>
                 <wp:positionV relativeFrom="paragraph">
-                  <wp:posOffset>6463665</wp:posOffset>
+                  <wp:posOffset>6690360</wp:posOffset>
                 </wp:positionV>
-                <wp:extent cx="1274445" cy="327660"/>
-                <wp:effectExtent l="635" t="0" r="0" b="0"/>
+                <wp:extent cx="3255010" cy="245110"/>
+                <wp:effectExtent l="0" t="0" r="0" b="0"/>
                 <wp:wrapSquare wrapText="bothSides"/>
-                <wp:docPr id="4" name="Frame 36"/>
+                <wp:docPr id="6" name="Frame 4"/>
                 <a:graphic xmlns:a="http://schemas.openxmlformats.org/drawingml/2006/main">
                   <a:graphicData uri="http://schemas.microsoft.com/office/word/2010/wordprocessingShape">
                     <wps:wsp>
@@ -368,14 +520,12 @@
                       <wps:spPr>
                         <a:xfrm>
                           <a:off x="0" y="0"/>
-                          <a:ext cx="1274400" cy="327600"/>
+                          <a:ext cx="3255120" cy="245160"/>
                         </a:xfrm>
                         <a:prstGeom prst="rect">
                           <a:avLst/>
                         </a:prstGeom>
-                        <a:solidFill>
-                          <a:srgbClr val="ffffff"/>
-                        </a:solidFill>
+                        <a:noFill/>
                         <a:ln w="0">
                           <a:noFill/>
                         </a:ln>
@@ -394,8 +544,8 @@
                               <w:bidi w:val="0"/>
                               <w:jc w:val="left"/>
                               <w:rPr>
-                                <w:sz w:val="20"/>
-                                <w:szCs w:val="20"/>
+                                <w:b/>
+                                <w:bCs/>
                               </w:rPr>
                             </w:pPr>
                             <w:r>
@@ -403,8 +553,8 @@
                                 <w:b/>
                                 <w:bCs/>
                                 <w:color w:val="000000"/>
-                                <w:sz w:val="20"/>
-                                <w:szCs w:val="20"/>
+                                <w:sz w:val="24"/>
+                                <w:szCs w:val="24"/>
                               </w:rPr>
                               <w:t>{examination}</w:t>
                             </w:r>
@@ -422,8 +572,8 @@
           </mc:Choice>
           <mc:Fallback>
             <w:pict>
-              <v:rect id="shape_0" ID="Frame 36" path="m0,0l-2147483645,0l-2147483645,-2147483646l0,-2147483646xe" fillcolor="white" stroked="f" o:allowincell="f" style="position:absolute;margin-left:208.45pt;margin-top:508.95pt;width:100.3pt;height:25.75pt;mso-wrap-style:square;v-text-anchor:top">
-                <v:fill o:detectmouseclick="t" type="solid" color2="black"/>
+              <v:rect id="shape_0" ID="Frame 4" path="m0,0l-2147483645,0l-2147483645,-2147483646l0,-2147483646xe" stroked="f" o:allowincell="f" style="position:absolute;margin-left:852.3pt;margin-top:526.8pt;width:256.25pt;height:19.25pt;mso-wrap-style:square;v-text-anchor:top">
+                <v:fill o:detectmouseclick="t" on="false"/>
                 <v:stroke color="#3465a4" joinstyle="round" endcap="flat"/>
                 <v:textbox>
                   <w:txbxContent>
@@ -433,8 +583,8 @@
                         <w:bidi w:val="0"/>
                         <w:jc w:val="left"/>
                         <w:rPr>
-                          <w:sz w:val="20"/>
-                          <w:szCs w:val="20"/>
+                          <w:b/>
+                          <w:bCs/>
                         </w:rPr>
                       </w:pPr>
                       <w:r>
@@ -442,8 +592,8 @@
                           <w:b/>
                           <w:bCs/>
                           <w:color w:val="000000"/>
-                          <w:sz w:val="20"/>
-                          <w:szCs w:val="20"/>
+                          <w:sz w:val="24"/>
+                          <w:szCs w:val="24"/>
                         </w:rPr>
                         <w:t>{examination}</w:t>
                       </w:r>
@@ -458,18 +608,18 @@
         <mc:AlternateContent>
           <mc:Choice Requires="wps">
             <w:drawing>
-              <wp:anchor behindDoc="0" distT="0" distB="0" distL="0" distR="0" simplePos="0" locked="0" layoutInCell="0" allowOverlap="1" relativeHeight="10">
+              <wp:anchor behindDoc="0" distT="0" distB="0" distL="0" distR="0" simplePos="0" locked="0" layoutInCell="0" allowOverlap="1" relativeHeight="13">
                 <wp:simplePos x="0" y="0"/>
                 <wp:positionH relativeFrom="column">
-                  <wp:posOffset>1998980</wp:posOffset>
+                  <wp:posOffset>6188075</wp:posOffset>
                 </wp:positionH>
                 <wp:positionV relativeFrom="paragraph">
-                  <wp:posOffset>6789420</wp:posOffset>
+                  <wp:posOffset>3430270</wp:posOffset>
                 </wp:positionV>
-                <wp:extent cx="1078230" cy="296545"/>
-                <wp:effectExtent l="0" t="635" r="0" b="0"/>
+                <wp:extent cx="1033145" cy="234315"/>
+                <wp:effectExtent l="635" t="635" r="0" b="0"/>
                 <wp:wrapSquare wrapText="bothSides"/>
-                <wp:docPr id="5" name="Frame 37"/>
+                <wp:docPr id="7" name="Frame 32"/>
                 <a:graphic xmlns:a="http://schemas.openxmlformats.org/drawingml/2006/main">
                   <a:graphicData uri="http://schemas.microsoft.com/office/word/2010/wordprocessingShape">
                     <wps:wsp>
@@ -477,14 +627,12 @@
                       <wps:spPr>
                         <a:xfrm>
                           <a:off x="0" y="0"/>
-                          <a:ext cx="1078200" cy="296640"/>
+                          <a:ext cx="1033200" cy="234360"/>
                         </a:xfrm>
                         <a:prstGeom prst="rect">
                           <a:avLst/>
                         </a:prstGeom>
-                        <a:solidFill>
-                          <a:srgbClr val="ffffff"/>
-                        </a:solidFill>
+                        <a:noFill/>
                         <a:ln w="0">
                           <a:noFill/>
                         </a:ln>
@@ -517,7 +665,7 @@
                                 <w:sz w:val="22"/>
                                 <w:szCs w:val="22"/>
                               </w:rPr>
-                              <w:t>{admdate}</w:t>
+                              <w:t>{tcdate}</w:t>
                             </w:r>
                           </w:p>
                         </w:txbxContent>
@@ -533,8 +681,8 @@
           </mc:Choice>
           <mc:Fallback>
             <w:pict>
-              <v:rect id="shape_0" ID="Frame 37" path="m0,0l-2147483645,0l-2147483645,-2147483646l0,-2147483646xe" fillcolor="white" stroked="f" o:allowincell="f" style="position:absolute;margin-left:157.4pt;margin-top:534.6pt;width:84.85pt;height:23.3pt;mso-wrap-style:square;v-text-anchor:top">
-                <v:fill o:detectmouseclick="t" type="solid" color2="black"/>
+              <v:rect id="shape_0" ID="Frame 32" path="m0,0l-2147483645,0l-2147483645,-2147483646l0,-2147483646xe" stroked="f" o:allowincell="f" style="position:absolute;margin-left:487.25pt;margin-top:270.1pt;width:81.3pt;height:18.4pt;mso-wrap-style:square;v-text-anchor:top">
+                <v:fill o:detectmouseclick="t" on="false"/>
                 <v:stroke color="#3465a4" joinstyle="round" endcap="flat"/>
                 <v:textbox>
                   <w:txbxContent>
@@ -558,7 +706,7 @@
                           <w:sz w:val="22"/>
                           <w:szCs w:val="22"/>
                         </w:rPr>
-                        <w:t>{admdate}</w:t>
+                        <w:t>{tcdate}</w:t>
                       </w:r>
                     </w:p>
                   </w:txbxContent>
@@ -571,18 +719,18 @@
         <mc:AlternateContent>
           <mc:Choice Requires="wps">
             <w:drawing>
-              <wp:anchor behindDoc="0" distT="0" distB="0" distL="0" distR="0" simplePos="0" locked="0" layoutInCell="0" allowOverlap="1" relativeHeight="12">
+              <wp:anchor behindDoc="0" distT="0" distB="0" distL="0" distR="0" simplePos="0" locked="0" layoutInCell="0" allowOverlap="1" relativeHeight="15">
                 <wp:simplePos x="0" y="0"/>
                 <wp:positionH relativeFrom="column">
-                  <wp:posOffset>3177540</wp:posOffset>
+                  <wp:posOffset>10012045</wp:posOffset>
                 </wp:positionH>
                 <wp:positionV relativeFrom="paragraph">
-                  <wp:posOffset>6791325</wp:posOffset>
+                  <wp:posOffset>7168515</wp:posOffset>
                 </wp:positionV>
-                <wp:extent cx="1195070" cy="296545"/>
-                <wp:effectExtent l="0" t="635" r="0" b="0"/>
+                <wp:extent cx="1241425" cy="243205"/>
+                <wp:effectExtent l="635" t="635" r="0" b="0"/>
                 <wp:wrapSquare wrapText="bothSides"/>
-                <wp:docPr id="6" name="Frame 45"/>
+                <wp:docPr id="8" name="Frame 5"/>
                 <a:graphic xmlns:a="http://schemas.openxmlformats.org/drawingml/2006/main">
                   <a:graphicData uri="http://schemas.microsoft.com/office/word/2010/wordprocessingShape">
                     <wps:wsp>
@@ -590,14 +738,12 @@
                       <wps:spPr>
                         <a:xfrm>
                           <a:off x="0" y="0"/>
-                          <a:ext cx="1195200" cy="296640"/>
+                          <a:ext cx="1241280" cy="243360"/>
                         </a:xfrm>
                         <a:prstGeom prst="rect">
                           <a:avLst/>
                         </a:prstGeom>
-                        <a:solidFill>
-                          <a:srgbClr val="ffffff"/>
-                        </a:solidFill>
+                        <a:noFill/>
                         <a:ln w="0">
                           <a:noFill/>
                         </a:ln>
@@ -618,8 +764,6 @@
                               <w:rPr>
                                 <w:b/>
                                 <w:bCs/>
-                                <w:sz w:val="22"/>
-                                <w:szCs w:val="22"/>
                               </w:rPr>
                             </w:pPr>
                             <w:r>
@@ -627,10 +771,10 @@
                                 <w:b/>
                                 <w:bCs/>
                                 <w:color w:val="000000"/>
-                                <w:sz w:val="22"/>
-                                <w:szCs w:val="22"/>
-                              </w:rPr>
-                              <w:t>{dateleft}</w:t>
+                                <w:sz w:val="24"/>
+                                <w:szCs w:val="24"/>
+                              </w:rPr>
+                              <w:t>{admdate}</w:t>
                             </w:r>
                           </w:p>
                         </w:txbxContent>
@@ -646,8 +790,8 @@
           </mc:Choice>
           <mc:Fallback>
             <w:pict>
-              <v:rect id="shape_0" ID="Frame 45" path="m0,0l-2147483645,0l-2147483645,-2147483646l0,-2147483646xe" fillcolor="white" stroked="f" o:allowincell="f" style="position:absolute;margin-left:250.2pt;margin-top:534.75pt;width:94.05pt;height:23.3pt;mso-wrap-style:square;v-text-anchor:top">
-                <v:fill o:detectmouseclick="t" type="solid" color2="black"/>
+              <v:rect id="shape_0" ID="Frame 5" path="m0,0l-2147483645,0l-2147483645,-2147483646l0,-2147483646xe" stroked="f" o:allowincell="f" style="position:absolute;margin-left:788.35pt;margin-top:564.45pt;width:97.7pt;height:19.1pt;mso-wrap-style:square;v-text-anchor:top">
+                <v:fill o:detectmouseclick="t" on="false"/>
                 <v:stroke color="#3465a4" joinstyle="round" endcap="flat"/>
                 <v:textbox>
                   <w:txbxContent>
@@ -659,8 +803,6 @@
                         <w:rPr>
                           <w:b/>
                           <w:bCs/>
-                          <w:sz w:val="22"/>
-                          <w:szCs w:val="22"/>
                         </w:rPr>
                       </w:pPr>
                       <w:r>
@@ -668,10 +810,10 @@
                           <w:b/>
                           <w:bCs/>
                           <w:color w:val="000000"/>
-                          <w:sz w:val="22"/>
-                          <w:szCs w:val="22"/>
-                        </w:rPr>
-                        <w:t>{dateleft}</w:t>
+                          <w:sz w:val="24"/>
+                          <w:szCs w:val="24"/>
+                        </w:rPr>
+                        <w:t>{admdate}</w:t>
                       </w:r>
                     </w:p>
                   </w:txbxContent>
@@ -684,18 +826,18 @@
         <mc:AlternateContent>
           <mc:Choice Requires="wps">
             <w:drawing>
-              <wp:anchor behindDoc="0" distT="0" distB="0" distL="0" distR="0" simplePos="0" locked="0" layoutInCell="0" allowOverlap="1" relativeHeight="14">
+              <wp:anchor behindDoc="0" distT="0" distB="0" distL="0" distR="0" simplePos="0" locked="0" layoutInCell="0" allowOverlap="1" relativeHeight="17">
                 <wp:simplePos x="0" y="0"/>
                 <wp:positionH relativeFrom="column">
-                  <wp:posOffset>1149985</wp:posOffset>
+                  <wp:posOffset>12543155</wp:posOffset>
                 </wp:positionH>
                 <wp:positionV relativeFrom="paragraph">
-                  <wp:posOffset>7519035</wp:posOffset>
+                  <wp:posOffset>7164705</wp:posOffset>
                 </wp:positionV>
-                <wp:extent cx="2798445" cy="296545"/>
-                <wp:effectExtent l="635" t="635" r="0" b="0"/>
+                <wp:extent cx="1366520" cy="247015"/>
+                <wp:effectExtent l="0" t="635" r="0" b="0"/>
                 <wp:wrapSquare wrapText="bothSides"/>
-                <wp:docPr id="7" name="Frame 43"/>
+                <wp:docPr id="9" name="Frame 6"/>
                 <a:graphic xmlns:a="http://schemas.openxmlformats.org/drawingml/2006/main">
                   <a:graphicData uri="http://schemas.microsoft.com/office/word/2010/wordprocessingShape">
                     <wps:wsp>
@@ -703,14 +845,12 @@
                       <wps:spPr>
                         <a:xfrm>
                           <a:off x="0" y="0"/>
-                          <a:ext cx="2798280" cy="296640"/>
+                          <a:ext cx="1366560" cy="246960"/>
                         </a:xfrm>
                         <a:prstGeom prst="rect">
                           <a:avLst/>
                         </a:prstGeom>
-                        <a:solidFill>
-                          <a:srgbClr val="ffffff"/>
-                        </a:solidFill>
+                        <a:noFill/>
                         <a:ln w="0">
                           <a:noFill/>
                         </a:ln>
@@ -731,8 +871,6 @@
                               <w:rPr>
                                 <w:b/>
                                 <w:bCs/>
-                                <w:sz w:val="22"/>
-                                <w:szCs w:val="22"/>
                               </w:rPr>
                             </w:pPr>
                             <w:r>
@@ -740,10 +878,10 @@
                                 <w:b/>
                                 <w:bCs/>
                                 <w:color w:val="000000"/>
-                                <w:sz w:val="22"/>
-                                <w:szCs w:val="22"/>
-                              </w:rPr>
-                              <w:t>{scholarship}</w:t>
+                                <w:sz w:val="24"/>
+                                <w:szCs w:val="24"/>
+                              </w:rPr>
+                              <w:t>{dateleft}</w:t>
                             </w:r>
                           </w:p>
                         </w:txbxContent>
@@ -759,8 +897,8 @@
           </mc:Choice>
           <mc:Fallback>
             <w:pict>
-              <v:rect id="shape_0" ID="Frame 43" path="m0,0l-2147483645,0l-2147483645,-2147483646l0,-2147483646xe" fillcolor="white" stroked="f" o:allowincell="f" style="position:absolute;margin-left:90.55pt;margin-top:592.05pt;width:220.3pt;height:23.3pt;mso-wrap-style:square;v-text-anchor:top">
-                <v:fill o:detectmouseclick="t" type="solid" color2="black"/>
+              <v:rect id="shape_0" ID="Frame 6" path="m0,0l-2147483645,0l-2147483645,-2147483646l0,-2147483646xe" stroked="f" o:allowincell="f" style="position:absolute;margin-left:987.65pt;margin-top:564.15pt;width:107.55pt;height:19.4pt;mso-wrap-style:square;v-text-anchor:top">
+                <v:fill o:detectmouseclick="t" on="false"/>
                 <v:stroke color="#3465a4" joinstyle="round" endcap="flat"/>
                 <v:textbox>
                   <w:txbxContent>
@@ -772,8 +910,6 @@
                         <w:rPr>
                           <w:b/>
                           <w:bCs/>
-                          <w:sz w:val="22"/>
-                          <w:szCs w:val="22"/>
                         </w:rPr>
                       </w:pPr>
                       <w:r>
@@ -781,10 +917,10 @@
                           <w:b/>
                           <w:bCs/>
                           <w:color w:val="000000"/>
-                          <w:sz w:val="22"/>
-                          <w:szCs w:val="22"/>
-                        </w:rPr>
-                        <w:t>{scholarship}</w:t>
+                          <w:sz w:val="24"/>
+                          <w:szCs w:val="24"/>
+                        </w:rPr>
+                        <w:t>{dateleft}</w:t>
                       </w:r>
                     </w:p>
                   </w:txbxContent>
@@ -797,18 +933,18 @@
         <mc:AlternateContent>
           <mc:Choice Requires="wps">
             <w:drawing>
-              <wp:anchor behindDoc="0" distT="0" distB="0" distL="0" distR="0" simplePos="0" locked="0" layoutInCell="0" allowOverlap="1" relativeHeight="16">
+              <wp:anchor behindDoc="0" distT="0" distB="0" distL="0" distR="0" simplePos="0" locked="0" layoutInCell="0" allowOverlap="1" relativeHeight="19">
                 <wp:simplePos x="0" y="0"/>
                 <wp:positionH relativeFrom="column">
-                  <wp:posOffset>10913110</wp:posOffset>
+                  <wp:posOffset>5481320</wp:posOffset>
                 </wp:positionH>
                 <wp:positionV relativeFrom="paragraph">
-                  <wp:posOffset>4018915</wp:posOffset>
+                  <wp:posOffset>6288405</wp:posOffset>
                 </wp:positionV>
-                <wp:extent cx="1049655" cy="296545"/>
-                <wp:effectExtent l="635" t="635" r="0" b="0"/>
+                <wp:extent cx="1132840" cy="477520"/>
+                <wp:effectExtent l="0" t="0" r="0" b="0"/>
                 <wp:wrapSquare wrapText="bothSides"/>
-                <wp:docPr id="8" name="Frame 1"/>
+                <wp:docPr id="10" name="Frame 36"/>
                 <a:graphic xmlns:a="http://schemas.openxmlformats.org/drawingml/2006/main">
                   <a:graphicData uri="http://schemas.microsoft.com/office/word/2010/wordprocessingShape">
                     <wps:wsp>
@@ -816,14 +952,12 @@
                       <wps:spPr>
                         <a:xfrm>
                           <a:off x="0" y="0"/>
-                          <a:ext cx="1049760" cy="296640"/>
+                          <a:ext cx="1132920" cy="477360"/>
                         </a:xfrm>
                         <a:prstGeom prst="rect">
                           <a:avLst/>
                         </a:prstGeom>
-                        <a:solidFill>
-                          <a:srgbClr val="ffffff"/>
-                        </a:solidFill>
+                        <a:noFill/>
                         <a:ln w="0">
                           <a:noFill/>
                         </a:ln>
@@ -842,10 +976,8 @@
                               <w:bidi w:val="0"/>
                               <w:jc w:val="left"/>
                               <w:rPr>
-                                <w:b/>
-                                <w:bCs/>
-                                <w:sz w:val="24"/>
-                                <w:szCs w:val="24"/>
+                                <w:sz w:val="20"/>
+                                <w:szCs w:val="20"/>
                               </w:rPr>
                             </w:pPr>
                             <w:r>
@@ -853,15 +985,15 @@
                                 <w:b/>
                                 <w:bCs/>
                                 <w:color w:val="000000"/>
-                                <w:sz w:val="24"/>
-                                <w:szCs w:val="24"/>
-                              </w:rPr>
-                              <w:t>{tcdate}</w:t>
+                                <w:sz w:val="20"/>
+                                <w:szCs w:val="20"/>
+                              </w:rPr>
+                              <w:t>{examination}</w:t>
                             </w:r>
                           </w:p>
                         </w:txbxContent>
                       </wps:txbx>
-                      <wps:bodyPr lIns="0" rIns="0" tIns="0" bIns="0" anchor="t">
+                      <wps:bodyPr lIns="0" rIns="0" tIns="0" bIns="0" anchor="ctr">
                         <a:noAutofit/>
                       </wps:bodyPr>
                     </wps:wsp>
@@ -872,8 +1004,8 @@
           </mc:Choice>
           <mc:Fallback>
             <w:pict>
-              <v:rect id="shape_0" ID="Frame 1" path="m0,0l-2147483645,0l-2147483645,-2147483646l0,-2147483646xe" fillcolor="white" stroked="f" o:allowincell="f" style="position:absolute;margin-left:859.3pt;margin-top:316.45pt;width:82.6pt;height:23.3pt;mso-wrap-style:square;v-text-anchor:top">
-                <v:fill o:detectmouseclick="t" type="solid" color2="black"/>
+              <v:rect id="shape_0" ID="Frame 36" path="m0,0l-2147483645,0l-2147483645,-2147483646l0,-2147483646xe" stroked="f" o:allowincell="f" style="position:absolute;margin-left:431.6pt;margin-top:495.15pt;width:89.15pt;height:37.55pt;mso-wrap-style:square;v-text-anchor:middle">
+                <v:fill o:detectmouseclick="t" on="false"/>
                 <v:stroke color="#3465a4" joinstyle="round" endcap="flat"/>
                 <v:textbox>
                   <w:txbxContent>
@@ -883,10 +1015,8 @@
                         <w:bidi w:val="0"/>
                         <w:jc w:val="left"/>
                         <w:rPr>
-                          <w:b/>
-                          <w:bCs/>
-                          <w:sz w:val="24"/>
-                          <w:szCs w:val="24"/>
+                          <w:sz w:val="20"/>
+                          <w:szCs w:val="20"/>
                         </w:rPr>
                       </w:pPr>
                       <w:r>
@@ -894,10 +1024,10 @@
                           <w:b/>
                           <w:bCs/>
                           <w:color w:val="000000"/>
-                          <w:sz w:val="24"/>
-                          <w:szCs w:val="24"/>
-                        </w:rPr>
-                        <w:t>{tcdate}</w:t>
+                          <w:sz w:val="20"/>
+                          <w:szCs w:val="20"/>
+                        </w:rPr>
+                        <w:t>{examination}</w:t>
                       </w:r>
                     </w:p>
                   </w:txbxContent>
@@ -910,18 +1040,18 @@
         <mc:AlternateContent>
           <mc:Choice Requires="wps">
             <w:drawing>
-              <wp:anchor behindDoc="0" distT="0" distB="0" distL="0" distR="0" simplePos="0" locked="0" layoutInCell="0" allowOverlap="1" relativeHeight="18">
+              <wp:anchor behindDoc="0" distT="0" distB="0" distL="0" distR="0" simplePos="0" locked="0" layoutInCell="0" allowOverlap="1" relativeHeight="21">
                 <wp:simplePos x="0" y="0"/>
                 <wp:positionH relativeFrom="column">
-                  <wp:posOffset>6019800</wp:posOffset>
+                  <wp:posOffset>12670155</wp:posOffset>
                 </wp:positionH>
                 <wp:positionV relativeFrom="paragraph">
-                  <wp:posOffset>4467860</wp:posOffset>
+                  <wp:posOffset>7662545</wp:posOffset>
                 </wp:positionV>
-                <wp:extent cx="1866265" cy="296545"/>
-                <wp:effectExtent l="635" t="635" r="0" b="0"/>
+                <wp:extent cx="2189480" cy="235585"/>
+                <wp:effectExtent l="0" t="635" r="0" b="0"/>
                 <wp:wrapSquare wrapText="bothSides"/>
-                <wp:docPr id="9" name="Frame 2"/>
+                <wp:docPr id="11" name="Frame 7"/>
                 <a:graphic xmlns:a="http://schemas.openxmlformats.org/drawingml/2006/main">
                   <a:graphicData uri="http://schemas.microsoft.com/office/word/2010/wordprocessingShape">
                     <wps:wsp>
@@ -929,123 +1059,12 @@
                       <wps:spPr>
                         <a:xfrm>
                           <a:off x="0" y="0"/>
-                          <a:ext cx="1866240" cy="296640"/>
+                          <a:ext cx="2189520" cy="235440"/>
                         </a:xfrm>
                         <a:prstGeom prst="rect">
                           <a:avLst/>
                         </a:prstGeom>
-                        <a:solidFill>
-                          <a:srgbClr val="ffffff"/>
-                        </a:solidFill>
-                        <a:ln w="0">
-                          <a:noFill/>
-                        </a:ln>
-                      </wps:spPr>
-                      <wps:style>
-                        <a:lnRef idx="0"/>
-                        <a:fillRef idx="0"/>
-                        <a:effectRef idx="0"/>
-                        <a:fontRef idx="minor"/>
-                      </wps:style>
-                      <wps:txbx>
-                        <w:txbxContent>
-                          <w:p>
-                            <w:pPr>
-                              <w:pStyle w:val="FrameContents"/>
-                              <w:overflowPunct w:val="true"/>
-                              <w:bidi w:val="0"/>
-                              <w:jc w:val="left"/>
-                              <w:rPr>
-                                <w:color w:val="000000"/>
-                              </w:rPr>
-                            </w:pPr>
-                            <w:r>
-                              <w:rPr>
-                                <w:b/>
-                                <w:bCs/>
-                                <w:color w:val="000000"/>
-                                <w:sz w:val="24"/>
-                                <w:szCs w:val="24"/>
-                              </w:rPr>
-                              <w:t>{admno}</w:t>
-                            </w:r>
-                          </w:p>
-                        </w:txbxContent>
-                      </wps:txbx>
-                      <wps:bodyPr lIns="90000" rIns="90000" tIns="45000" bIns="45000" anchor="t">
-                        <a:noAutofit/>
-                      </wps:bodyPr>
-                    </wps:wsp>
-                  </a:graphicData>
-                </a:graphic>
-              </wp:anchor>
-            </w:drawing>
-          </mc:Choice>
-          <mc:Fallback>
-            <w:pict>
-              <v:rect id="shape_0" ID="Frame 2" path="m0,0l-2147483645,0l-2147483645,-2147483646l0,-2147483646xe" fillcolor="white" stroked="f" o:allowincell="f" style="position:absolute;margin-left:474pt;margin-top:351.8pt;width:146.9pt;height:23.3pt;mso-wrap-style:square;v-text-anchor:top">
-                <v:fill o:detectmouseclick="t" type="solid" color2="black"/>
-                <v:stroke color="#3465a4" joinstyle="round" endcap="flat"/>
-                <v:textbox>
-                  <w:txbxContent>
-                    <w:p>
-                      <w:pPr>
-                        <w:pStyle w:val="FrameContents"/>
-                        <w:overflowPunct w:val="true"/>
-                        <w:bidi w:val="0"/>
-                        <w:jc w:val="left"/>
-                        <w:rPr>
-                          <w:color w:val="000000"/>
-                        </w:rPr>
-                      </w:pPr>
-                      <w:r>
-                        <w:rPr>
-                          <w:b/>
-                          <w:bCs/>
-                          <w:color w:val="000000"/>
-                          <w:sz w:val="24"/>
-                          <w:szCs w:val="24"/>
-                        </w:rPr>
-                        <w:t>{admno}</w:t>
-                      </w:r>
-                    </w:p>
-                  </w:txbxContent>
-                </v:textbox>
-                <w10:wrap type="square"/>
-              </v:rect>
-            </w:pict>
-          </mc:Fallback>
-        </mc:AlternateContent>
-        <mc:AlternateContent>
-          <mc:Choice Requires="wps">
-            <w:drawing>
-              <wp:anchor behindDoc="0" distT="0" distB="0" distL="0" distR="0" simplePos="0" locked="0" layoutInCell="0" allowOverlap="1" relativeHeight="20">
-                <wp:simplePos x="0" y="0"/>
-                <wp:positionH relativeFrom="column">
-                  <wp:posOffset>8006080</wp:posOffset>
-                </wp:positionH>
-                <wp:positionV relativeFrom="paragraph">
-                  <wp:posOffset>6190615</wp:posOffset>
-                </wp:positionV>
-                <wp:extent cx="4042410" cy="296545"/>
-                <wp:effectExtent l="0" t="635" r="0" b="0"/>
-                <wp:wrapSquare wrapText="bothSides"/>
-                <wp:docPr id="10" name="Frame 3"/>
-                <a:graphic xmlns:a="http://schemas.openxmlformats.org/drawingml/2006/main">
-                  <a:graphicData uri="http://schemas.microsoft.com/office/word/2010/wordprocessingShape">
-                    <wps:wsp>
-                      <wps:cNvSpPr/>
-                      <wps:spPr>
-                        <a:xfrm>
-                          <a:off x="0" y="0"/>
-                          <a:ext cx="4042440" cy="296640"/>
-                        </a:xfrm>
-                        <a:prstGeom prst="rect">
-                          <a:avLst/>
-                        </a:prstGeom>
-                        <a:solidFill>
-                          <a:srgbClr val="ffffff"/>
-                        </a:solidFill>
+                        <a:noFill/>
                         <a:ln w="0">
                           <a:noFill/>
                         </a:ln>
@@ -1076,7 +1095,7 @@
                                 <w:sz w:val="24"/>
                                 <w:szCs w:val="24"/>
                               </w:rPr>
-                              <w:t>{name}</w:t>
+                              <w:t>{scholarship}</w:t>
                             </w:r>
                           </w:p>
                         </w:txbxContent>
@@ -1092,8 +1111,8 @@
           </mc:Choice>
           <mc:Fallback>
             <w:pict>
-              <v:rect id="shape_0" ID="Frame 3" path="m0,0l-2147483645,0l-2147483645,-2147483646l0,-2147483646xe" fillcolor="white" stroked="f" o:allowincell="f" style="position:absolute;margin-left:630.4pt;margin-top:487.45pt;width:318.25pt;height:23.3pt;mso-wrap-style:square;v-text-anchor:top">
-                <v:fill o:detectmouseclick="t" type="solid" color2="black"/>
+              <v:rect id="shape_0" ID="Frame 7" path="m0,0l-2147483645,0l-2147483645,-2147483646l0,-2147483646xe" stroked="f" o:allowincell="f" style="position:absolute;margin-left:997.65pt;margin-top:603.35pt;width:172.35pt;height:18.5pt;mso-wrap-style:square;v-text-anchor:top">
+                <v:fill o:detectmouseclick="t" on="false"/>
                 <v:stroke color="#3465a4" joinstyle="round" endcap="flat"/>
                 <v:textbox>
                   <w:txbxContent>
@@ -1115,7 +1134,7 @@
                           <w:sz w:val="24"/>
                           <w:szCs w:val="24"/>
                         </w:rPr>
-                        <w:t>{name}</w:t>
+                        <w:t>{scholarship}</w:t>
                       </w:r>
                     </w:p>
                   </w:txbxContent>
@@ -1128,18 +1147,18 @@
         <mc:AlternateContent>
           <mc:Choice Requires="wps">
             <w:drawing>
-              <wp:anchor behindDoc="0" distT="0" distB="0" distL="0" distR="0" simplePos="0" locked="0" layoutInCell="0" allowOverlap="1" relativeHeight="22">
+              <wp:anchor behindDoc="0" distT="0" distB="0" distL="0" distR="0" simplePos="0" locked="0" layoutInCell="0" allowOverlap="1" relativeHeight="23">
                 <wp:simplePos x="0" y="0"/>
                 <wp:positionH relativeFrom="column">
-                  <wp:posOffset>8069580</wp:posOffset>
+                  <wp:posOffset>4810760</wp:posOffset>
                 </wp:positionH>
                 <wp:positionV relativeFrom="paragraph">
-                  <wp:posOffset>6690360</wp:posOffset>
+                  <wp:posOffset>6789420</wp:posOffset>
                 </wp:positionV>
-                <wp:extent cx="3255010" cy="328930"/>
-                <wp:effectExtent l="0" t="0" r="0" b="0"/>
+                <wp:extent cx="1078230" cy="217805"/>
+                <wp:effectExtent l="0" t="635" r="0" b="0"/>
                 <wp:wrapSquare wrapText="bothSides"/>
-                <wp:docPr id="11" name="Frame 4"/>
+                <wp:docPr id="12" name="Frame 37"/>
                 <a:graphic xmlns:a="http://schemas.openxmlformats.org/drawingml/2006/main">
                   <a:graphicData uri="http://schemas.microsoft.com/office/word/2010/wordprocessingShape">
                     <wps:wsp>
@@ -1147,14 +1166,12 @@
                       <wps:spPr>
                         <a:xfrm>
                           <a:off x="0" y="0"/>
-                          <a:ext cx="3255120" cy="329040"/>
+                          <a:ext cx="1078200" cy="217800"/>
                         </a:xfrm>
                         <a:prstGeom prst="rect">
                           <a:avLst/>
                         </a:prstGeom>
-                        <a:solidFill>
-                          <a:srgbClr val="ffffff"/>
-                        </a:solidFill>
+                        <a:noFill/>
                         <a:ln w="0">
                           <a:noFill/>
                         </a:ln>
@@ -1175,6 +1192,8 @@
                               <w:rPr>
                                 <w:b/>
                                 <w:bCs/>
+                                <w:sz w:val="22"/>
+                                <w:szCs w:val="22"/>
                               </w:rPr>
                             </w:pPr>
                             <w:r>
@@ -1182,10 +1201,10 @@
                                 <w:b/>
                                 <w:bCs/>
                                 <w:color w:val="000000"/>
-                                <w:sz w:val="24"/>
-                                <w:szCs w:val="24"/>
-                              </w:rPr>
-                              <w:t>{examination}</w:t>
+                                <w:sz w:val="22"/>
+                                <w:szCs w:val="22"/>
+                              </w:rPr>
+                              <w:t>{admdate}</w:t>
                             </w:r>
                           </w:p>
                         </w:txbxContent>
@@ -1201,8 +1220,8 @@
           </mc:Choice>
           <mc:Fallback>
             <w:pict>
-              <v:rect id="shape_0" ID="Frame 4" path="m0,0l-2147483645,0l-2147483645,-2147483646l0,-2147483646xe" fillcolor="white" stroked="f" o:allowincell="f" style="position:absolute;margin-left:635.4pt;margin-top:526.8pt;width:256.25pt;height:25.85pt;mso-wrap-style:square;v-text-anchor:top">
-                <v:fill o:detectmouseclick="t" type="solid" color2="black"/>
+              <v:rect id="shape_0" ID="Frame 37" path="m0,0l-2147483645,0l-2147483645,-2147483646l0,-2147483646xe" stroked="f" o:allowincell="f" style="position:absolute;margin-left:378.8pt;margin-top:534.6pt;width:84.85pt;height:17.1pt;mso-wrap-style:square;v-text-anchor:top">
+                <v:fill o:detectmouseclick="t" on="false"/>
                 <v:stroke color="#3465a4" joinstyle="round" endcap="flat"/>
                 <v:textbox>
                   <w:txbxContent>
@@ -1214,6 +1233,8 @@
                         <w:rPr>
                           <w:b/>
                           <w:bCs/>
+                          <w:sz w:val="22"/>
+                          <w:szCs w:val="22"/>
                         </w:rPr>
                       </w:pPr>
                       <w:r>
@@ -1221,10 +1242,10 @@
                           <w:b/>
                           <w:bCs/>
                           <w:color w:val="000000"/>
-                          <w:sz w:val="24"/>
-                          <w:szCs w:val="24"/>
-                        </w:rPr>
-                        <w:t>{examination}</w:t>
+                          <w:sz w:val="22"/>
+                          <w:szCs w:val="22"/>
+                        </w:rPr>
+                        <w:t>{admdate}</w:t>
                       </w:r>
                     </w:p>
                   </w:txbxContent>
@@ -1237,18 +1258,18 @@
         <mc:AlternateContent>
           <mc:Choice Requires="wps">
             <w:drawing>
-              <wp:anchor behindDoc="0" distT="0" distB="0" distL="0" distR="0" simplePos="0" locked="0" layoutInCell="0" allowOverlap="1" relativeHeight="24">
+              <wp:anchor behindDoc="0" distT="0" distB="0" distL="0" distR="0" simplePos="0" locked="0" layoutInCell="0" allowOverlap="1" relativeHeight="25">
                 <wp:simplePos x="0" y="0"/>
                 <wp:positionH relativeFrom="column">
-                  <wp:posOffset>7200265</wp:posOffset>
+                  <wp:posOffset>5989320</wp:posOffset>
                 </wp:positionH>
                 <wp:positionV relativeFrom="paragraph">
-                  <wp:posOffset>7168515</wp:posOffset>
+                  <wp:posOffset>6791325</wp:posOffset>
                 </wp:positionV>
-                <wp:extent cx="1078230" cy="296545"/>
+                <wp:extent cx="1195070" cy="227965"/>
                 <wp:effectExtent l="0" t="635" r="0" b="0"/>
                 <wp:wrapSquare wrapText="bothSides"/>
-                <wp:docPr id="12" name="Frame 5"/>
+                <wp:docPr id="13" name="Frame 45"/>
                 <a:graphic xmlns:a="http://schemas.openxmlformats.org/drawingml/2006/main">
                   <a:graphicData uri="http://schemas.microsoft.com/office/word/2010/wordprocessingShape">
                     <wps:wsp>
@@ -1256,14 +1277,12 @@
                       <wps:spPr>
                         <a:xfrm>
                           <a:off x="0" y="0"/>
-                          <a:ext cx="1078200" cy="296640"/>
+                          <a:ext cx="1195200" cy="227880"/>
                         </a:xfrm>
                         <a:prstGeom prst="rect">
                           <a:avLst/>
                         </a:prstGeom>
-                        <a:solidFill>
-                          <a:srgbClr val="ffffff"/>
-                        </a:solidFill>
+                        <a:noFill/>
                         <a:ln w="0">
                           <a:noFill/>
                         </a:ln>
@@ -1284,6 +1303,8 @@
                               <w:rPr>
                                 <w:b/>
                                 <w:bCs/>
+                                <w:sz w:val="22"/>
+                                <w:szCs w:val="22"/>
                               </w:rPr>
                             </w:pPr>
                             <w:r>
@@ -1291,10 +1312,10 @@
                                 <w:b/>
                                 <w:bCs/>
                                 <w:color w:val="000000"/>
-                                <w:sz w:val="24"/>
-                                <w:szCs w:val="24"/>
-                              </w:rPr>
-                              <w:t>{admdate}</w:t>
+                                <w:sz w:val="22"/>
+                                <w:szCs w:val="22"/>
+                              </w:rPr>
+                              <w:t>{dateleft}</w:t>
                             </w:r>
                           </w:p>
                         </w:txbxContent>
@@ -1310,8 +1331,8 @@
           </mc:Choice>
           <mc:Fallback>
             <w:pict>
-              <v:rect id="shape_0" ID="Frame 5" path="m0,0l-2147483645,0l-2147483645,-2147483646l0,-2147483646xe" fillcolor="white" stroked="f" o:allowincell="f" style="position:absolute;margin-left:566.95pt;margin-top:564.45pt;width:84.85pt;height:23.3pt;mso-wrap-style:square;v-text-anchor:top">
-                <v:fill o:detectmouseclick="t" type="solid" color2="black"/>
+              <v:rect id="shape_0" ID="Frame 45" path="m0,0l-2147483645,0l-2147483645,-2147483646l0,-2147483646xe" stroked="f" o:allowincell="f" style="position:absolute;margin-left:471.6pt;margin-top:534.75pt;width:94.05pt;height:17.9pt;mso-wrap-style:square;v-text-anchor:top">
+                <v:fill o:detectmouseclick="t" on="false"/>
                 <v:stroke color="#3465a4" joinstyle="round" endcap="flat"/>
                 <v:textbox>
                   <w:txbxContent>
@@ -1323,6 +1344,8 @@
                         <w:rPr>
                           <w:b/>
                           <w:bCs/>
+                          <w:sz w:val="22"/>
+                          <w:szCs w:val="22"/>
                         </w:rPr>
                       </w:pPr>
                       <w:r>
@@ -1330,10 +1353,10 @@
                           <w:b/>
                           <w:bCs/>
                           <w:color w:val="000000"/>
-                          <w:sz w:val="24"/>
-                          <w:szCs w:val="24"/>
-                        </w:rPr>
-                        <w:t>{admdate}</w:t>
+                          <w:sz w:val="22"/>
+                          <w:szCs w:val="22"/>
+                        </w:rPr>
+                        <w:t>{dateleft}</w:t>
                       </w:r>
                     </w:p>
                   </w:txbxContent>
@@ -1346,18 +1369,18 @@
         <mc:AlternateContent>
           <mc:Choice Requires="wps">
             <w:drawing>
-              <wp:anchor behindDoc="0" distT="0" distB="0" distL="0" distR="0" simplePos="0" locked="0" layoutInCell="0" allowOverlap="1" relativeHeight="26">
+              <wp:anchor behindDoc="0" distT="0" distB="0" distL="0" distR="0" simplePos="0" locked="0" layoutInCell="0" allowOverlap="1" relativeHeight="27">
                 <wp:simplePos x="0" y="0"/>
                 <wp:positionH relativeFrom="column">
-                  <wp:posOffset>9731375</wp:posOffset>
+                  <wp:posOffset>3961765</wp:posOffset>
                 </wp:positionH>
                 <wp:positionV relativeFrom="paragraph">
-                  <wp:posOffset>7164705</wp:posOffset>
+                  <wp:posOffset>7519035</wp:posOffset>
                 </wp:positionV>
-                <wp:extent cx="1195070" cy="296545"/>
-                <wp:effectExtent l="0" t="635" r="0" b="0"/>
+                <wp:extent cx="2798445" cy="208280"/>
+                <wp:effectExtent l="635" t="0" r="0" b="0"/>
                 <wp:wrapSquare wrapText="bothSides"/>
-                <wp:docPr id="13" name="Frame 6"/>
+                <wp:docPr id="14" name="Frame 43"/>
                 <a:graphic xmlns:a="http://schemas.openxmlformats.org/drawingml/2006/main">
                   <a:graphicData uri="http://schemas.microsoft.com/office/word/2010/wordprocessingShape">
                     <wps:wsp>
@@ -1365,14 +1388,12 @@
                       <wps:spPr>
                         <a:xfrm>
                           <a:off x="0" y="0"/>
-                          <a:ext cx="1195200" cy="296640"/>
+                          <a:ext cx="2798280" cy="208440"/>
                         </a:xfrm>
                         <a:prstGeom prst="rect">
                           <a:avLst/>
                         </a:prstGeom>
-                        <a:solidFill>
-                          <a:srgbClr val="ffffff"/>
-                        </a:solidFill>
+                        <a:noFill/>
                         <a:ln w="0">
                           <a:noFill/>
                         </a:ln>
@@ -1393,6 +1414,8 @@
                               <w:rPr>
                                 <w:b/>
                                 <w:bCs/>
+                                <w:sz w:val="22"/>
+                                <w:szCs w:val="22"/>
                               </w:rPr>
                             </w:pPr>
                             <w:r>
@@ -1400,117 +1423,8 @@
                                 <w:b/>
                                 <w:bCs/>
                                 <w:color w:val="000000"/>
-                                <w:sz w:val="24"/>
-                                <w:szCs w:val="24"/>
-                              </w:rPr>
-                              <w:t>{dateleft}</w:t>
-                            </w:r>
-                          </w:p>
-                        </w:txbxContent>
-                      </wps:txbx>
-                      <wps:bodyPr lIns="0" rIns="0" tIns="0" bIns="0" anchor="t">
-                        <a:noAutofit/>
-                      </wps:bodyPr>
-                    </wps:wsp>
-                  </a:graphicData>
-                </a:graphic>
-              </wp:anchor>
-            </w:drawing>
-          </mc:Choice>
-          <mc:Fallback>
-            <w:pict>
-              <v:rect id="shape_0" ID="Frame 6" path="m0,0l-2147483645,0l-2147483645,-2147483646l0,-2147483646xe" fillcolor="white" stroked="f" o:allowincell="f" style="position:absolute;margin-left:766.25pt;margin-top:564.15pt;width:94.05pt;height:23.3pt;mso-wrap-style:square;v-text-anchor:top">
-                <v:fill o:detectmouseclick="t" type="solid" color2="black"/>
-                <v:stroke color="#3465a4" joinstyle="round" endcap="flat"/>
-                <v:textbox>
-                  <w:txbxContent>
-                    <w:p>
-                      <w:pPr>
-                        <w:pStyle w:val="FrameContents"/>
-                        <w:bidi w:val="0"/>
-                        <w:jc w:val="left"/>
-                        <w:rPr>
-                          <w:b/>
-                          <w:bCs/>
-                        </w:rPr>
-                      </w:pPr>
-                      <w:r>
-                        <w:rPr>
-                          <w:b/>
-                          <w:bCs/>
-                          <w:color w:val="000000"/>
-                          <w:sz w:val="24"/>
-                          <w:szCs w:val="24"/>
-                        </w:rPr>
-                        <w:t>{dateleft}</w:t>
-                      </w:r>
-                    </w:p>
-                  </w:txbxContent>
-                </v:textbox>
-                <w10:wrap type="square"/>
-              </v:rect>
-            </w:pict>
-          </mc:Fallback>
-        </mc:AlternateContent>
-        <mc:AlternateContent>
-          <mc:Choice Requires="wps">
-            <w:drawing>
-              <wp:anchor behindDoc="0" distT="0" distB="0" distL="0" distR="0" simplePos="0" locked="0" layoutInCell="0" allowOverlap="1" relativeHeight="28">
-                <wp:simplePos x="0" y="0"/>
-                <wp:positionH relativeFrom="column">
-                  <wp:posOffset>9858375</wp:posOffset>
-                </wp:positionH>
-                <wp:positionV relativeFrom="paragraph">
-                  <wp:posOffset>7662545</wp:posOffset>
-                </wp:positionV>
-                <wp:extent cx="2189480" cy="296545"/>
-                <wp:effectExtent l="0" t="635" r="0" b="0"/>
-                <wp:wrapSquare wrapText="bothSides"/>
-                <wp:docPr id="14" name="Frame 7"/>
-                <a:graphic xmlns:a="http://schemas.openxmlformats.org/drawingml/2006/main">
-                  <a:graphicData uri="http://schemas.microsoft.com/office/word/2010/wordprocessingShape">
-                    <wps:wsp>
-                      <wps:cNvSpPr/>
-                      <wps:spPr>
-                        <a:xfrm>
-                          <a:off x="0" y="0"/>
-                          <a:ext cx="2189520" cy="296640"/>
-                        </a:xfrm>
-                        <a:prstGeom prst="rect">
-                          <a:avLst/>
-                        </a:prstGeom>
-                        <a:solidFill>
-                          <a:srgbClr val="ffffff"/>
-                        </a:solidFill>
-                        <a:ln w="0">
-                          <a:noFill/>
-                        </a:ln>
-                      </wps:spPr>
-                      <wps:style>
-                        <a:lnRef idx="0"/>
-                        <a:fillRef idx="0"/>
-                        <a:effectRef idx="0"/>
-                        <a:fontRef idx="minor"/>
-                      </wps:style>
-                      <wps:txbx>
-                        <w:txbxContent>
-                          <w:p>
-                            <w:pPr>
-                              <w:pStyle w:val="FrameContents"/>
-                              <w:bidi w:val="0"/>
-                              <w:jc w:val="left"/>
-                              <w:rPr>
-                                <w:b/>
-                                <w:bCs/>
-                              </w:rPr>
-                            </w:pPr>
-                            <w:r>
-                              <w:rPr>
-                                <w:b/>
-                                <w:bCs/>
-                                <w:color w:val="000000"/>
-                                <w:sz w:val="24"/>
-                                <w:szCs w:val="24"/>
+                                <w:sz w:val="22"/>
+                                <w:szCs w:val="22"/>
                               </w:rPr>
                               <w:t>{scholarship}</w:t>
                             </w:r>
@@ -1528,8 +1442,8 @@
           </mc:Choice>
           <mc:Fallback>
             <w:pict>
-              <v:rect id="shape_0" ID="Frame 7" path="m0,0l-2147483645,0l-2147483645,-2147483646l0,-2147483646xe" fillcolor="white" stroked="f" o:allowincell="f" style="position:absolute;margin-left:776.25pt;margin-top:603.35pt;width:172.35pt;height:23.3pt;mso-wrap-style:square;v-text-anchor:top">
-                <v:fill o:detectmouseclick="t" type="solid" color2="black"/>
+              <v:rect id="shape_0" ID="Frame 43" path="m0,0l-2147483645,0l-2147483645,-2147483646l0,-2147483646xe" stroked="f" o:allowincell="f" style="position:absolute;margin-left:311.95pt;margin-top:592.05pt;width:220.3pt;height:16.35pt;mso-wrap-style:square;v-text-anchor:top">
+                <v:fill o:detectmouseclick="t" on="false"/>
                 <v:stroke color="#3465a4" joinstyle="round" endcap="flat"/>
                 <v:textbox>
                   <w:txbxContent>
@@ -1541,6 +1455,8 @@
                         <w:rPr>
                           <w:b/>
                           <w:bCs/>
+                          <w:sz w:val="22"/>
+                          <w:szCs w:val="22"/>
                         </w:rPr>
                       </w:pPr>
                       <w:r>
@@ -1548,8 +1464,8 @@
                           <w:b/>
                           <w:bCs/>
                           <w:color w:val="000000"/>
-                          <w:sz w:val="24"/>
-                          <w:szCs w:val="24"/>
+                          <w:sz w:val="22"/>
+                          <w:szCs w:val="22"/>
                         </w:rPr>
                         <w:t>{scholarship}</w:t>
                       </w:r>
@@ -1600,6 +1516,9 @@
     <w:pPr>
       <w:widowControl/>
       <w:suppressAutoHyphens w:val="true"/>
+      <w:kinsoku w:val="true"/>
+      <w:overflowPunct w:val="true"/>
+      <w:autoSpaceDE w:val="true"/>
       <w:bidi w:val="0"/>
       <w:spacing w:before="0" w:after="0"/>
       <w:jc w:val="left"/>

--- a/public/cc.docx
+++ b/public/cc.docx
@@ -180,7 +180,7 @@
         <mc:AlternateContent>
           <mc:Choice Requires="wps">
             <w:drawing>
-              <wp:anchor behindDoc="0" distT="0" distB="0" distL="0" distR="0" simplePos="0" locked="0" layoutInCell="0" allowOverlap="1" relativeHeight="5">
+              <wp:anchor behindDoc="0" distT="635" distB="0" distL="0" distR="0" simplePos="0" locked="0" layoutInCell="0" allowOverlap="1" relativeHeight="5">
                 <wp:simplePos x="0" y="0"/>
                 <wp:positionH relativeFrom="column">
                   <wp:posOffset>8831580</wp:posOffset>
@@ -220,7 +220,7 @@
                           <w:p>
                             <w:pPr>
                               <w:pStyle w:val="FrameContents"/>
-                              <w:overflowPunct w:val="false"/>
+                              <w:overflowPunct w:val="true"/>
                               <w:bidi w:val="0"/>
                               <w:jc w:val="left"/>
                               <w:rPr>
@@ -259,7 +259,7 @@
                     <w:p>
                       <w:pPr>
                         <w:pStyle w:val="FrameContents"/>
-                        <w:overflowPunct w:val="false"/>
+                        <w:overflowPunct w:val="true"/>
                         <w:bidi w:val="0"/>
                         <w:jc w:val="left"/>
                         <w:rPr>
@@ -327,7 +327,7 @@
                           <w:p>
                             <w:pPr>
                               <w:pStyle w:val="FrameContents"/>
-                              <w:overflowPunct w:val="false"/>
+                              <w:overflowPunct w:val="true"/>
                               <w:bidi w:val="0"/>
                               <w:jc w:val="left"/>
                               <w:rPr>
@@ -366,7 +366,7 @@
                     <w:p>
                       <w:pPr>
                         <w:pStyle w:val="FrameContents"/>
-                        <w:overflowPunct w:val="false"/>
+                        <w:overflowPunct w:val="true"/>
                         <w:bidi w:val="0"/>
                         <w:jc w:val="left"/>
                         <w:rPr>
@@ -1477,6 +1477,113 @@
             </w:pict>
           </mc:Fallback>
         </mc:AlternateContent>
+        <mc:AlternateContent>
+          <mc:Choice Requires="wps">
+            <w:drawing>
+              <wp:anchor behindDoc="0" distT="0" distB="635" distL="0" distR="0" simplePos="0" locked="0" layoutInCell="0" allowOverlap="1" relativeHeight="29">
+                <wp:simplePos x="0" y="0"/>
+                <wp:positionH relativeFrom="column">
+                  <wp:posOffset>3578860</wp:posOffset>
+                </wp:positionH>
+                <wp:positionV relativeFrom="paragraph">
+                  <wp:posOffset>6071235</wp:posOffset>
+                </wp:positionV>
+                <wp:extent cx="3038475" cy="209550"/>
+                <wp:effectExtent l="0" t="635" r="0" b="0"/>
+                <wp:wrapSquare wrapText="bothSides"/>
+                <wp:docPr id="15" name="Frame 8"/>
+                <a:graphic xmlns:a="http://schemas.openxmlformats.org/drawingml/2006/main">
+                  <a:graphicData uri="http://schemas.microsoft.com/office/word/2010/wordprocessingShape">
+                    <wps:wsp>
+                      <wps:cNvSpPr/>
+                      <wps:spPr>
+                        <a:xfrm>
+                          <a:off x="0" y="0"/>
+                          <a:ext cx="3038400" cy="209520"/>
+                        </a:xfrm>
+                        <a:prstGeom prst="rect">
+                          <a:avLst/>
+                        </a:prstGeom>
+                        <a:noFill/>
+                        <a:ln w="0">
+                          <a:noFill/>
+                        </a:ln>
+                      </wps:spPr>
+                      <wps:style>
+                        <a:lnRef idx="0"/>
+                        <a:fillRef idx="0"/>
+                        <a:effectRef idx="0"/>
+                        <a:fontRef idx="minor"/>
+                      </wps:style>
+                      <wps:txbx>
+                        <w:txbxContent>
+                          <w:p>
+                            <w:pPr>
+                              <w:pStyle w:val="FrameContents"/>
+                              <w:bidi w:val="0"/>
+                              <w:jc w:val="left"/>
+                              <w:rPr>
+                                <w:b/>
+                                <w:bCs/>
+                              </w:rPr>
+                            </w:pPr>
+                            <w:r>
+                              <w:rPr>
+                                <w:b/>
+                                <w:bCs/>
+                                <w:color w:val="000000"/>
+                                <w:sz w:val="24"/>
+                                <w:szCs w:val="24"/>
+                              </w:rPr>
+                              <w:t>{name}</w:t>
+                            </w:r>
+                          </w:p>
+                        </w:txbxContent>
+                      </wps:txbx>
+                      <wps:bodyPr lIns="0" rIns="0" tIns="0" bIns="0" anchor="t">
+                        <a:noAutofit/>
+                      </wps:bodyPr>
+                    </wps:wsp>
+                  </a:graphicData>
+                </a:graphic>
+              </wp:anchor>
+            </w:drawing>
+          </mc:Choice>
+          <mc:Fallback>
+            <w:pict>
+              <v:rect id="shape_0" ID="Frame 8" path="m0,0l-2147483645,0l-2147483645,-2147483646l0,-2147483646xe" stroked="f" o:allowincell="f" style="position:absolute;margin-left:281.8pt;margin-top:478.05pt;width:239.2pt;height:16.45pt;mso-wrap-style:square;v-text-anchor:top">
+                <v:fill o:detectmouseclick="t" on="false"/>
+                <v:stroke color="#3465a4" joinstyle="round" endcap="flat"/>
+                <v:textbox>
+                  <w:txbxContent>
+                    <w:p>
+                      <w:pPr>
+                        <w:pStyle w:val="FrameContents"/>
+                        <w:bidi w:val="0"/>
+                        <w:jc w:val="left"/>
+                        <w:rPr>
+                          <w:b/>
+                          <w:bCs/>
+                        </w:rPr>
+                      </w:pPr>
+                      <w:r>
+                        <w:rPr>
+                          <w:b/>
+                          <w:bCs/>
+                          <w:color w:val="000000"/>
+                          <w:sz w:val="24"/>
+                          <w:szCs w:val="24"/>
+                        </w:rPr>
+                        <w:t>{name}</w:t>
+                      </w:r>
+                    </w:p>
+                  </w:txbxContent>
+                </v:textbox>
+                <w10:wrap type="square"/>
+              </v:rect>
+            </w:pict>
+          </mc:Fallback>
+        </mc:AlternateContent>
       </w:r>
     </w:p>
     <w:sectPr>
@@ -1516,9 +1623,7 @@
     <w:pPr>
       <w:widowControl/>
       <w:suppressAutoHyphens w:val="true"/>
-      <w:kinsoku w:val="true"/>
-      <w:overflowPunct w:val="true"/>
-      <w:autoSpaceDE w:val="true"/>
+      <w:overflowPunct w:val="false"/>
       <w:bidi w:val="0"/>
       <w:spacing w:before="0" w:after="0"/>
       <w:jc w:val="left"/>

--- a/public/cc.docx
+++ b/public/cc.docx
@@ -20,7 +20,7 @@
                   <wp:posOffset>13724890</wp:posOffset>
                 </wp:positionH>
                 <wp:positionV relativeFrom="paragraph">
-                  <wp:posOffset>4018915</wp:posOffset>
+                  <wp:posOffset>4057015</wp:posOffset>
                 </wp:positionV>
                 <wp:extent cx="1049655" cy="248920"/>
                 <wp:effectExtent l="635" t="0" r="0" b="0"/>
@@ -87,7 +87,7 @@
           </mc:Choice>
           <mc:Fallback>
             <w:pict>
-              <v:rect id="shape_0" ID="Frame 1" path="m0,0l-2147483645,0l-2147483645,-2147483646l0,-2147483646xe" stroked="f" o:allowincell="f" style="position:absolute;margin-left:1080.7pt;margin-top:316.45pt;width:82.6pt;height:19.55pt;mso-wrap-style:square;v-text-anchor:top">
+              <v:rect id="shape_0" ID="Frame 1" path="m0,0l-2147483645,0l-2147483645,-2147483646l0,-2147483646xe" stroked="f" o:allowincell="f" style="position:absolute;margin-left:1080.7pt;margin-top:319.45pt;width:82.6pt;height:19.55pt;mso-wrap-style:square;v-text-anchor:top">
                 <v:fill o:detectmouseclick="t" on="false"/>
                 <v:stroke color="#3465a4" joinstyle="round" endcap="flat"/>
                 <v:textbox>
@@ -131,7 +131,7 @@
                   <wp:posOffset>3528060</wp:posOffset>
                 </wp:positionH>
                 <wp:positionV relativeFrom="paragraph">
-                  <wp:posOffset>6089650</wp:posOffset>
+                  <wp:posOffset>6127750</wp:posOffset>
                 </wp:positionV>
                 <wp:extent cx="3136900" cy="191135"/>
                 <wp:effectExtent l="0" t="635" r="0" b="0"/>
@@ -169,7 +169,7 @@
           </mc:Choice>
           <mc:Fallback>
             <w:pict>
-              <v:rect id="shape_0" ID="Frame 33" path="m0,0l-2147483645,0l-2147483645,-2147483646l0,-2147483646xe" stroked="f" o:allowincell="f" style="position:absolute;margin-left:277.8pt;margin-top:479.5pt;width:246.95pt;height:15pt;mso-wrap-style:none;v-text-anchor:middle">
+              <v:rect id="shape_0" ID="Frame 33" path="m0,0l-2147483645,0l-2147483645,-2147483646l0,-2147483646xe" stroked="f" o:allowincell="f" style="position:absolute;margin-left:277.8pt;margin-top:482.5pt;width:246.95pt;height:15pt;mso-wrap-style:none;v-text-anchor:middle">
                 <v:fill o:detectmouseclick="t" on="false"/>
                 <v:stroke color="#3465a4" joinstyle="round" endcap="flat"/>
                 <w10:wrap type="square"/>
@@ -186,7 +186,7 @@
                   <wp:posOffset>8831580</wp:posOffset>
                 </wp:positionH>
                 <wp:positionV relativeFrom="paragraph">
-                  <wp:posOffset>4425950</wp:posOffset>
+                  <wp:posOffset>4464050</wp:posOffset>
                 </wp:positionV>
                 <wp:extent cx="1866265" cy="296545"/>
                 <wp:effectExtent l="635" t="635" r="0" b="0"/>
@@ -220,7 +220,7 @@
                           <w:p>
                             <w:pPr>
                               <w:pStyle w:val="FrameContents"/>
-                              <w:overflowPunct w:val="true"/>
+                              <w:overflowPunct w:val="false"/>
                               <w:bidi w:val="0"/>
                               <w:jc w:val="left"/>
                               <w:rPr>
@@ -251,7 +251,7 @@
           </mc:Choice>
           <mc:Fallback>
             <w:pict>
-              <v:rect id="shape_0" ID="Frame 2" path="m0,0l-2147483645,0l-2147483645,-2147483646l0,-2147483646xe" stroked="f" o:allowincell="f" style="position:absolute;margin-left:695.4pt;margin-top:348.5pt;width:146.9pt;height:23.3pt;mso-wrap-style:square;v-text-anchor:top">
+              <v:rect id="shape_0" ID="Frame 2" path="m0,0l-2147483645,0l-2147483645,-2147483646l0,-2147483646xe" stroked="f" o:allowincell="f" style="position:absolute;margin-left:695.4pt;margin-top:351.5pt;width:146.9pt;height:23.3pt;mso-wrap-style:square;v-text-anchor:top">
                 <v:fill o:detectmouseclick="t" on="false"/>
                 <v:stroke color="#3465a4" joinstyle="round" endcap="flat"/>
                 <v:textbox>
@@ -259,7 +259,7 @@
                     <w:p>
                       <w:pPr>
                         <w:pStyle w:val="FrameContents"/>
-                        <w:overflowPunct w:val="true"/>
+                        <w:overflowPunct w:val="false"/>
                         <w:bidi w:val="0"/>
                         <w:jc w:val="left"/>
                         <w:rPr>
@@ -293,7 +293,7 @@
                   <wp:posOffset>4568190</wp:posOffset>
                 </wp:positionH>
                 <wp:positionV relativeFrom="paragraph">
-                  <wp:posOffset>3778250</wp:posOffset>
+                  <wp:posOffset>3816350</wp:posOffset>
                 </wp:positionV>
                 <wp:extent cx="1404620" cy="296545"/>
                 <wp:effectExtent l="0" t="635" r="0" b="0"/>
@@ -327,7 +327,7 @@
                           <w:p>
                             <w:pPr>
                               <w:pStyle w:val="FrameContents"/>
-                              <w:overflowPunct w:val="true"/>
+                              <w:overflowPunct w:val="false"/>
                               <w:bidi w:val="0"/>
                               <w:jc w:val="left"/>
                               <w:rPr>
@@ -358,7 +358,7 @@
           </mc:Choice>
           <mc:Fallback>
             <w:pict>
-              <v:rect id="shape_0" ID="Frame 35" path="m0,0l-2147483645,0l-2147483645,-2147483646l0,-2147483646xe" stroked="f" o:allowincell="f" style="position:absolute;margin-left:359.7pt;margin-top:297.5pt;width:110.55pt;height:23.3pt;mso-wrap-style:square;v-text-anchor:top">
+              <v:rect id="shape_0" ID="Frame 35" path="m0,0l-2147483645,0l-2147483645,-2147483646l0,-2147483646xe" stroked="f" o:allowincell="f" style="position:absolute;margin-left:359.7pt;margin-top:300.5pt;width:110.55pt;height:23.3pt;mso-wrap-style:square;v-text-anchor:top">
                 <v:fill o:detectmouseclick="t" on="false"/>
                 <v:stroke color="#3465a4" joinstyle="round" endcap="flat"/>
                 <v:textbox>
@@ -366,7 +366,7 @@
                     <w:p>
                       <w:pPr>
                         <w:pStyle w:val="FrameContents"/>
-                        <w:overflowPunct w:val="true"/>
+                        <w:overflowPunct w:val="false"/>
                         <w:bidi w:val="0"/>
                         <w:jc w:val="left"/>
                         <w:rPr>
@@ -400,7 +400,7 @@
                   <wp:posOffset>10817860</wp:posOffset>
                 </wp:positionH>
                 <wp:positionV relativeFrom="paragraph">
-                  <wp:posOffset>6190615</wp:posOffset>
+                  <wp:posOffset>6228715</wp:posOffset>
                 </wp:positionV>
                 <wp:extent cx="4042410" cy="296545"/>
                 <wp:effectExtent l="0" t="635" r="0" b="0"/>
@@ -465,7 +465,7 @@
           </mc:Choice>
           <mc:Fallback>
             <w:pict>
-              <v:rect id="shape_0" ID="Frame 3" path="m0,0l-2147483645,0l-2147483645,-2147483646l0,-2147483646xe" stroked="f" o:allowincell="f" style="position:absolute;margin-left:851.8pt;margin-top:487.45pt;width:318.25pt;height:23.3pt;mso-wrap-style:square;v-text-anchor:top">
+              <v:rect id="shape_0" ID="Frame 3" path="m0,0l-2147483645,0l-2147483645,-2147483646l0,-2147483646xe" stroked="f" o:allowincell="f" style="position:absolute;margin-left:851.8pt;margin-top:490.45pt;width:318.25pt;height:23.3pt;mso-wrap-style:square;v-text-anchor:top">
                 <v:fill o:detectmouseclick="t" on="false"/>
                 <v:stroke color="#3465a4" joinstyle="round" endcap="flat"/>
                 <v:textbox>
@@ -507,7 +507,7 @@
                   <wp:posOffset>10824210</wp:posOffset>
                 </wp:positionH>
                 <wp:positionV relativeFrom="paragraph">
-                  <wp:posOffset>6690360</wp:posOffset>
+                  <wp:posOffset>6728460</wp:posOffset>
                 </wp:positionV>
                 <wp:extent cx="3255010" cy="245110"/>
                 <wp:effectExtent l="0" t="0" r="0" b="0"/>
@@ -572,7 +572,7 @@
           </mc:Choice>
           <mc:Fallback>
             <w:pict>
-              <v:rect id="shape_0" ID="Frame 4" path="m0,0l-2147483645,0l-2147483645,-2147483646l0,-2147483646xe" stroked="f" o:allowincell="f" style="position:absolute;margin-left:852.3pt;margin-top:526.8pt;width:256.25pt;height:19.25pt;mso-wrap-style:square;v-text-anchor:top">
+              <v:rect id="shape_0" ID="Frame 4" path="m0,0l-2147483645,0l-2147483645,-2147483646l0,-2147483646xe" stroked="f" o:allowincell="f" style="position:absolute;margin-left:852.3pt;margin-top:529.8pt;width:256.25pt;height:19.25pt;mso-wrap-style:square;v-text-anchor:top">
                 <v:fill o:detectmouseclick="t" on="false"/>
                 <v:stroke color="#3465a4" joinstyle="round" endcap="flat"/>
                 <v:textbox>
@@ -614,7 +614,7 @@
                   <wp:posOffset>6188075</wp:posOffset>
                 </wp:positionH>
                 <wp:positionV relativeFrom="paragraph">
-                  <wp:posOffset>3430270</wp:posOffset>
+                  <wp:posOffset>3468370</wp:posOffset>
                 </wp:positionV>
                 <wp:extent cx="1033145" cy="234315"/>
                 <wp:effectExtent l="635" t="635" r="0" b="0"/>
@@ -681,7 +681,7 @@
           </mc:Choice>
           <mc:Fallback>
             <w:pict>
-              <v:rect id="shape_0" ID="Frame 32" path="m0,0l-2147483645,0l-2147483645,-2147483646l0,-2147483646xe" stroked="f" o:allowincell="f" style="position:absolute;margin-left:487.25pt;margin-top:270.1pt;width:81.3pt;height:18.4pt;mso-wrap-style:square;v-text-anchor:top">
+              <v:rect id="shape_0" ID="Frame 32" path="m0,0l-2147483645,0l-2147483645,-2147483646l0,-2147483646xe" stroked="f" o:allowincell="f" style="position:absolute;margin-left:487.25pt;margin-top:273.1pt;width:81.3pt;height:18.4pt;mso-wrap-style:square;v-text-anchor:top">
                 <v:fill o:detectmouseclick="t" on="false"/>
                 <v:stroke color="#3465a4" joinstyle="round" endcap="flat"/>
                 <v:textbox>
@@ -725,7 +725,7 @@
                   <wp:posOffset>10012045</wp:posOffset>
                 </wp:positionH>
                 <wp:positionV relativeFrom="paragraph">
-                  <wp:posOffset>7168515</wp:posOffset>
+                  <wp:posOffset>7206615</wp:posOffset>
                 </wp:positionV>
                 <wp:extent cx="1241425" cy="243205"/>
                 <wp:effectExtent l="635" t="635" r="0" b="0"/>
@@ -790,7 +790,7 @@
           </mc:Choice>
           <mc:Fallback>
             <w:pict>
-              <v:rect id="shape_0" ID="Frame 5" path="m0,0l-2147483645,0l-2147483645,-2147483646l0,-2147483646xe" stroked="f" o:allowincell="f" style="position:absolute;margin-left:788.35pt;margin-top:564.45pt;width:97.7pt;height:19.1pt;mso-wrap-style:square;v-text-anchor:top">
+              <v:rect id="shape_0" ID="Frame 5" path="m0,0l-2147483645,0l-2147483645,-2147483646l0,-2147483646xe" stroked="f" o:allowincell="f" style="position:absolute;margin-left:788.35pt;margin-top:567.45pt;width:97.7pt;height:19.1pt;mso-wrap-style:square;v-text-anchor:top">
                 <v:fill o:detectmouseclick="t" on="false"/>
                 <v:stroke color="#3465a4" joinstyle="round" endcap="flat"/>
                 <v:textbox>
@@ -832,7 +832,7 @@
                   <wp:posOffset>12543155</wp:posOffset>
                 </wp:positionH>
                 <wp:positionV relativeFrom="paragraph">
-                  <wp:posOffset>7164705</wp:posOffset>
+                  <wp:posOffset>7202805</wp:posOffset>
                 </wp:positionV>
                 <wp:extent cx="1366520" cy="247015"/>
                 <wp:effectExtent l="0" t="635" r="0" b="0"/>
@@ -897,7 +897,7 @@
           </mc:Choice>
           <mc:Fallback>
             <w:pict>
-              <v:rect id="shape_0" ID="Frame 6" path="m0,0l-2147483645,0l-2147483645,-2147483646l0,-2147483646xe" stroked="f" o:allowincell="f" style="position:absolute;margin-left:987.65pt;margin-top:564.15pt;width:107.55pt;height:19.4pt;mso-wrap-style:square;v-text-anchor:top">
+              <v:rect id="shape_0" ID="Frame 6" path="m0,0l-2147483645,0l-2147483645,-2147483646l0,-2147483646xe" stroked="f" o:allowincell="f" style="position:absolute;margin-left:987.65pt;margin-top:567.15pt;width:107.55pt;height:19.4pt;mso-wrap-style:square;v-text-anchor:top">
                 <v:fill o:detectmouseclick="t" on="false"/>
                 <v:stroke color="#3465a4" joinstyle="round" endcap="flat"/>
                 <v:textbox>
@@ -939,7 +939,7 @@
                   <wp:posOffset>5481320</wp:posOffset>
                 </wp:positionH>
                 <wp:positionV relativeFrom="paragraph">
-                  <wp:posOffset>6288405</wp:posOffset>
+                  <wp:posOffset>6326505</wp:posOffset>
                 </wp:positionV>
                 <wp:extent cx="1132840" cy="477520"/>
                 <wp:effectExtent l="0" t="0" r="0" b="0"/>
@@ -1004,7 +1004,7 @@
           </mc:Choice>
           <mc:Fallback>
             <w:pict>
-              <v:rect id="shape_0" ID="Frame 36" path="m0,0l-2147483645,0l-2147483645,-2147483646l0,-2147483646xe" stroked="f" o:allowincell="f" style="position:absolute;margin-left:431.6pt;margin-top:495.15pt;width:89.15pt;height:37.55pt;mso-wrap-style:square;v-text-anchor:middle">
+              <v:rect id="shape_0" ID="Frame 36" path="m0,0l-2147483645,0l-2147483645,-2147483646l0,-2147483646xe" stroked="f" o:allowincell="f" style="position:absolute;margin-left:431.6pt;margin-top:498.15pt;width:89.15pt;height:37.55pt;mso-wrap-style:square;v-text-anchor:middle">
                 <v:fill o:detectmouseclick="t" on="false"/>
                 <v:stroke color="#3465a4" joinstyle="round" endcap="flat"/>
                 <v:textbox>
@@ -1046,7 +1046,7 @@
                   <wp:posOffset>12670155</wp:posOffset>
                 </wp:positionH>
                 <wp:positionV relativeFrom="paragraph">
-                  <wp:posOffset>7662545</wp:posOffset>
+                  <wp:posOffset>7700645</wp:posOffset>
                 </wp:positionV>
                 <wp:extent cx="2189480" cy="235585"/>
                 <wp:effectExtent l="0" t="635" r="0" b="0"/>
@@ -1111,7 +1111,7 @@
           </mc:Choice>
           <mc:Fallback>
             <w:pict>
-              <v:rect id="shape_0" ID="Frame 7" path="m0,0l-2147483645,0l-2147483645,-2147483646l0,-2147483646xe" stroked="f" o:allowincell="f" style="position:absolute;margin-left:997.65pt;margin-top:603.35pt;width:172.35pt;height:18.5pt;mso-wrap-style:square;v-text-anchor:top">
+              <v:rect id="shape_0" ID="Frame 7" path="m0,0l-2147483645,0l-2147483645,-2147483646l0,-2147483646xe" stroked="f" o:allowincell="f" style="position:absolute;margin-left:997.65pt;margin-top:606.35pt;width:172.35pt;height:18.5pt;mso-wrap-style:square;v-text-anchor:top">
                 <v:fill o:detectmouseclick="t" on="false"/>
                 <v:stroke color="#3465a4" joinstyle="round" endcap="flat"/>
                 <v:textbox>
@@ -1153,7 +1153,7 @@
                   <wp:posOffset>4810760</wp:posOffset>
                 </wp:positionH>
                 <wp:positionV relativeFrom="paragraph">
-                  <wp:posOffset>6789420</wp:posOffset>
+                  <wp:posOffset>6827520</wp:posOffset>
                 </wp:positionV>
                 <wp:extent cx="1078230" cy="217805"/>
                 <wp:effectExtent l="0" t="635" r="0" b="0"/>
@@ -1220,7 +1220,7 @@
           </mc:Choice>
           <mc:Fallback>
             <w:pict>
-              <v:rect id="shape_0" ID="Frame 37" path="m0,0l-2147483645,0l-2147483645,-2147483646l0,-2147483646xe" stroked="f" o:allowincell="f" style="position:absolute;margin-left:378.8pt;margin-top:534.6pt;width:84.85pt;height:17.1pt;mso-wrap-style:square;v-text-anchor:top">
+              <v:rect id="shape_0" ID="Frame 37" path="m0,0l-2147483645,0l-2147483645,-2147483646l0,-2147483646xe" stroked="f" o:allowincell="f" style="position:absolute;margin-left:378.8pt;margin-top:537.6pt;width:84.85pt;height:17.1pt;mso-wrap-style:square;v-text-anchor:top">
                 <v:fill o:detectmouseclick="t" on="false"/>
                 <v:stroke color="#3465a4" joinstyle="round" endcap="flat"/>
                 <v:textbox>
@@ -1264,7 +1264,7 @@
                   <wp:posOffset>5989320</wp:posOffset>
                 </wp:positionH>
                 <wp:positionV relativeFrom="paragraph">
-                  <wp:posOffset>6791325</wp:posOffset>
+                  <wp:posOffset>6829425</wp:posOffset>
                 </wp:positionV>
                 <wp:extent cx="1195070" cy="227965"/>
                 <wp:effectExtent l="0" t="635" r="0" b="0"/>
@@ -1331,7 +1331,7 @@
           </mc:Choice>
           <mc:Fallback>
             <w:pict>
-              <v:rect id="shape_0" ID="Frame 45" path="m0,0l-2147483645,0l-2147483645,-2147483646l0,-2147483646xe" stroked="f" o:allowincell="f" style="position:absolute;margin-left:471.6pt;margin-top:534.75pt;width:94.05pt;height:17.9pt;mso-wrap-style:square;v-text-anchor:top">
+              <v:rect id="shape_0" ID="Frame 45" path="m0,0l-2147483645,0l-2147483645,-2147483646l0,-2147483646xe" stroked="f" o:allowincell="f" style="position:absolute;margin-left:471.6pt;margin-top:537.75pt;width:94.05pt;height:17.9pt;mso-wrap-style:square;v-text-anchor:top">
                 <v:fill o:detectmouseclick="t" on="false"/>
                 <v:stroke color="#3465a4" joinstyle="round" endcap="flat"/>
                 <v:textbox>
@@ -1375,7 +1375,7 @@
                   <wp:posOffset>3961765</wp:posOffset>
                 </wp:positionH>
                 <wp:positionV relativeFrom="paragraph">
-                  <wp:posOffset>7519035</wp:posOffset>
+                  <wp:posOffset>7557135</wp:posOffset>
                 </wp:positionV>
                 <wp:extent cx="2798445" cy="208280"/>
                 <wp:effectExtent l="635" t="0" r="0" b="0"/>
@@ -1442,7 +1442,7 @@
           </mc:Choice>
           <mc:Fallback>
             <w:pict>
-              <v:rect id="shape_0" ID="Frame 43" path="m0,0l-2147483645,0l-2147483645,-2147483646l0,-2147483646xe" stroked="f" o:allowincell="f" style="position:absolute;margin-left:311.95pt;margin-top:592.05pt;width:220.3pt;height:16.35pt;mso-wrap-style:square;v-text-anchor:top">
+              <v:rect id="shape_0" ID="Frame 43" path="m0,0l-2147483645,0l-2147483645,-2147483646l0,-2147483646xe" stroked="f" o:allowincell="f" style="position:absolute;margin-left:311.95pt;margin-top:595.05pt;width:220.3pt;height:16.35pt;mso-wrap-style:square;v-text-anchor:top">
                 <v:fill o:detectmouseclick="t" on="false"/>
                 <v:stroke color="#3465a4" joinstyle="round" endcap="flat"/>
                 <v:textbox>
@@ -1480,13 +1480,13 @@
         <mc:AlternateContent>
           <mc:Choice Requires="wps">
             <w:drawing>
-              <wp:anchor behindDoc="0" distT="0" distB="635" distL="0" distR="0" simplePos="0" locked="0" layoutInCell="0" allowOverlap="1" relativeHeight="29">
+              <wp:anchor behindDoc="0" distT="635" distB="635" distL="0" distR="0" simplePos="0" locked="0" layoutInCell="0" allowOverlap="1" relativeHeight="29">
                 <wp:simplePos x="0" y="0"/>
                 <wp:positionH relativeFrom="column">
                   <wp:posOffset>3578860</wp:posOffset>
                 </wp:positionH>
                 <wp:positionV relativeFrom="paragraph">
-                  <wp:posOffset>6071235</wp:posOffset>
+                  <wp:posOffset>6109335</wp:posOffset>
                 </wp:positionV>
                 <wp:extent cx="3038475" cy="209550"/>
                 <wp:effectExtent l="0" t="635" r="0" b="0"/>
@@ -1551,7 +1551,7 @@
           </mc:Choice>
           <mc:Fallback>
             <w:pict>
-              <v:rect id="shape_0" ID="Frame 8" path="m0,0l-2147483645,0l-2147483645,-2147483646l0,-2147483646xe" stroked="f" o:allowincell="f" style="position:absolute;margin-left:281.8pt;margin-top:478.05pt;width:239.2pt;height:16.45pt;mso-wrap-style:square;v-text-anchor:top">
+              <v:rect id="shape_0" ID="Frame 8" path="m0,0l-2147483645,0l-2147483645,-2147483646l0,-2147483646xe" stroked="f" o:allowincell="f" style="position:absolute;margin-left:281.8pt;margin-top:481.05pt;width:239.2pt;height:16.45pt;mso-wrap-style:square;v-text-anchor:top">
                 <v:fill o:detectmouseclick="t" on="false"/>
                 <v:stroke color="#3465a4" joinstyle="round" endcap="flat"/>
                 <v:textbox>
@@ -1623,7 +1623,7 @@
     <w:pPr>
       <w:widowControl/>
       <w:suppressAutoHyphens w:val="true"/>
-      <w:overflowPunct w:val="false"/>
+      <w:overflowPunct w:val="true"/>
       <w:bidi w:val="0"/>
       <w:spacing w:before="0" w:after="0"/>
       <w:jc w:val="left"/>
